--- a/06-学生侧材料/讲义/3-物理化学/沉淀溶解平衡-超级充实版（自学完整）.docx
+++ b/06-学生侧材料/讲义/3-物理化学/沉淀溶解平衡-超级充实版（自学完整）.docx
@@ -41,514 +41,576 @@
     </w:p>
     <w:p>
       <w:pPr>
-        <w:pStyle w:val="Compact"/>
-        <w:numPr>
-          <w:ilvl w:val="0"/>
-          <w:numId w:val="1001"/>
-        </w:numPr>
+        <w:pStyle w:val="BlockText"/>
+        <w:spacing w:after="80"/>
       </w:pPr>
       <w:r>
         <w:rPr>
           <w:rFonts w:hint="eastAsia" w:ascii="Times New Roman" w:hAnsi="Times New Roman" w:eastAsia="FangSong" w:cs="Times New Roman"/>
         </w:rPr>
-        <w:t>目标</w:t>
-      </w:r>
-      <w:r>
-        <w:rPr>
-          <w:rFonts w:hint="eastAsia" w:ascii="Times New Roman" w:hAnsi="Times New Roman" w:eastAsia="Times New Roman" w:cs="Times New Roman"/>
-        </w:rPr>
-        <w:t>1：</w:t>
-      </w:r>
-      <w:r>
-        <w:rPr>
-          <w:rFonts w:hint="eastAsia" w:ascii="Times New Roman" w:hAnsi="Times New Roman" w:eastAsia="FangSong" w:cs="Times New Roman"/>
-        </w:rPr>
-        <w:t>能正确书写难溶电解质的</w:t>
-      </w:r>
-      <w:r>
-        <w:rPr>
-          <w:rFonts w:ascii="Times New Roman" w:hAnsi="Times New Roman" w:eastAsia="Times New Roman" w:cs="Times New Roman"/>
-        </w:rPr>
-        <w:t xml:space="preserve"> </w:t>
-      </w:r>
-      <m:oMath>
-        <m:sSub>
-          <m:e>
-            <m:r>
-              <m:t>K</m:t>
-            </m:r>
-          </m:e>
-          <m:sub>
-            <m:r>
-              <m:rPr>
-                <m:sty m:val="p"/>
-              </m:rPr>
-              <m:t>s</m:t>
-            </m:r>
-            <m:r>
-              <m:rPr>
-                <m:sty m:val="p"/>
-              </m:rPr>
-              <m:t>p</m:t>
-            </m:r>
-          </m:sub>
-        </m:sSub>
-      </m:oMath>
-      <w:r>
-        <w:rPr>
-          <w:rFonts w:ascii="Times New Roman" w:hAnsi="Times New Roman" w:eastAsia="Times New Roman" w:cs="Times New Roman"/>
-        </w:rPr>
-        <w:t xml:space="preserve"> </w:t>
-      </w:r>
-      <w:r>
-        <w:rPr>
-          <w:rFonts w:hint="eastAsia" w:ascii="Times New Roman" w:hAnsi="Times New Roman" w:eastAsia="FangSong" w:cs="Times New Roman"/>
-        </w:rPr>
-        <w:t>表达式</w:t>
-      </w:r>
-      <w:r>
-        <w:rPr>
-          <w:rFonts w:hint="eastAsia" w:ascii="Times New Roman" w:hAnsi="Times New Roman" w:eastAsia="Times New Roman" w:cs="Times New Roman"/>
-        </w:rPr>
-        <w:t>，</w:t>
-      </w:r>
-      <w:r>
-        <w:rPr>
-          <w:rFonts w:hint="eastAsia" w:ascii="Times New Roman" w:hAnsi="Times New Roman" w:eastAsia="FangSong" w:cs="Times New Roman"/>
-        </w:rPr>
-        <w:t>理解纯固体不写入表达式的约定</w:t>
+        <w:t>对齐考纲</w:t>
+      </w:r>
+      <w:r>
+        <w:rPr>
+          <w:rFonts w:hint="eastAsia" w:ascii="Times New Roman" w:hAnsi="Times New Roman" w:eastAsia="Times New Roman" w:cs="Times New Roman"/>
+        </w:rPr>
+        <w:t>：§07</w:t>
+      </w:r>
+      <w:r>
+        <w:rPr>
+          <w:rFonts w:ascii="Times New Roman" w:hAnsi="Times New Roman" w:eastAsia="Times New Roman" w:cs="Times New Roman"/>
+        </w:rPr>
+        <w:t xml:space="preserve"> </w:t>
+      </w:r>
+      <w:r>
+        <w:rPr>
+          <w:rFonts w:hint="eastAsia" w:ascii="Times New Roman" w:hAnsi="Times New Roman" w:eastAsia="FangSong" w:cs="Times New Roman"/>
+        </w:rPr>
+        <w:t xml:space="preserve">化学平衡</w:t>
       </w:r>
     </w:p>
-    <w:p>
-      <w:pPr>
-        <w:pStyle w:val="Compact"/>
-        <w:numPr>
-          <w:ilvl w:val="0"/>
-          <w:numId w:val="1001"/>
-        </w:numPr>
-      </w:pPr>
-      <w:r>
-        <w:rPr>
-          <w:rFonts w:hint="eastAsia" w:ascii="Times New Roman" w:hAnsi="Times New Roman" w:eastAsia="FangSong" w:cs="Times New Roman"/>
-        </w:rPr>
-        <w:t>目标</w:t>
-      </w:r>
-      <w:r>
-        <w:rPr>
-          <w:rFonts w:hint="eastAsia" w:ascii="Times New Roman" w:hAnsi="Times New Roman" w:eastAsia="Times New Roman" w:cs="Times New Roman"/>
-        </w:rPr>
-        <w:t>2：</w:t>
-      </w:r>
-      <w:r>
-        <w:rPr>
-          <w:rFonts w:hint="eastAsia" w:ascii="Times New Roman" w:hAnsi="Times New Roman" w:eastAsia="FangSong" w:cs="Times New Roman"/>
-        </w:rPr>
-        <w:t>能推导并应用</w:t>
-      </w:r>
-      <w:r>
-        <w:rPr>
-          <w:rFonts w:ascii="Times New Roman" w:hAnsi="Times New Roman" w:eastAsia="Times New Roman" w:cs="Times New Roman"/>
-        </w:rPr>
-        <w:t xml:space="preserve"> AB </w:t>
-      </w:r>
-      <w:r>
-        <w:rPr>
-          <w:rFonts w:hint="eastAsia" w:ascii="Times New Roman" w:hAnsi="Times New Roman" w:eastAsia="FangSong" w:cs="Times New Roman"/>
-        </w:rPr>
-        <w:t>型</w:t>
-      </w:r>
-      <w:r>
-        <w:rPr>
-          <w:rFonts w:hint="eastAsia" w:ascii="Times New Roman" w:hAnsi="Times New Roman" w:eastAsia="Times New Roman" w:cs="Times New Roman"/>
-        </w:rPr>
-        <w:t>、AB</w:t>
-      </w:r>
-      <w:r>
-        <w:rPr>
-          <w:rFonts w:hint="eastAsia" w:ascii="Times New Roman" w:hAnsi="Times New Roman" w:eastAsia="Times New Roman" w:cs="Times New Roman"/>
-          <w:vertAlign w:val="subscript"/>
-        </w:rPr>
-        <w:t>2</w:t>
-      </w:r>
-      <w:r>
-        <w:rPr>
-          <w:rFonts w:ascii="Times New Roman" w:hAnsi="Times New Roman" w:eastAsia="Times New Roman" w:cs="Times New Roman"/>
-        </w:rPr>
-        <w:t xml:space="preserve"> </w:t>
-      </w:r>
-      <w:r>
-        <w:rPr>
-          <w:rFonts w:hint="eastAsia" w:ascii="Times New Roman" w:hAnsi="Times New Roman" w:eastAsia="FangSong" w:cs="Times New Roman"/>
-        </w:rPr>
-        <w:t>型</w:t>
-      </w:r>
-      <w:r>
-        <w:rPr>
-          <w:rFonts w:hint="eastAsia" w:ascii="Times New Roman" w:hAnsi="Times New Roman" w:eastAsia="Times New Roman" w:cs="Times New Roman"/>
-        </w:rPr>
-        <w:t>、AB</w:t>
-      </w:r>
-      <w:r>
-        <w:rPr>
-          <w:rFonts w:hint="eastAsia" w:ascii="Times New Roman" w:hAnsi="Times New Roman" w:eastAsia="Times New Roman" w:cs="Times New Roman"/>
-          <w:vertAlign w:val="subscript"/>
-        </w:rPr>
-        <w:t>3</w:t>
-      </w:r>
-      <w:r>
-        <w:rPr>
-          <w:rFonts w:ascii="Times New Roman" w:hAnsi="Times New Roman" w:eastAsia="Times New Roman" w:cs="Times New Roman"/>
-        </w:rPr>
-        <w:t xml:space="preserve"> </w:t>
-      </w:r>
-      <w:r>
-        <w:rPr>
-          <w:rFonts w:hint="eastAsia" w:ascii="Times New Roman" w:hAnsi="Times New Roman" w:eastAsia="FangSong" w:cs="Times New Roman"/>
-        </w:rPr>
-        <w:t xml:space="preserve">型沉淀的</w:t>
-      </w:r>
-      <w:r>
-        <w:rPr>
-          <w:rFonts w:ascii="Times New Roman" w:hAnsi="Times New Roman" w:eastAsia="Times New Roman" w:cs="Times New Roman"/>
-        </w:rPr>
-        <w:t xml:space="preserve"> </w:t>
-      </w:r>
-      <m:oMath>
-        <m:sSub>
-          <m:e>
-            <m:r>
-              <m:t>K</m:t>
-            </m:r>
-          </m:e>
-          <m:sub>
-            <m:r>
-              <m:rPr>
-                <m:sty m:val="p"/>
-              </m:rPr>
-              <m:t>s</m:t>
-            </m:r>
-            <m:r>
-              <m:rPr>
-                <m:sty m:val="p"/>
-              </m:rPr>
-              <m:t>p</m:t>
-            </m:r>
-          </m:sub>
-        </m:sSub>
-      </m:oMath>
-      <w:r>
-        <w:rPr>
-          <w:rFonts w:ascii="Times New Roman" w:hAnsi="Times New Roman" w:eastAsia="Times New Roman" w:cs="Times New Roman"/>
-        </w:rPr>
-        <w:t xml:space="preserve"> </w:t>
-      </w:r>
-      <w:r>
-        <w:rPr>
-          <w:rFonts w:hint="eastAsia" w:ascii="Times New Roman" w:hAnsi="Times New Roman" w:eastAsia="FangSong" w:cs="Times New Roman"/>
-        </w:rPr>
-        <w:t xml:space="preserve">与溶解度的换算公式</w:t>
-      </w:r>
-    </w:p>
-    <w:p>
-      <w:pPr>
-        <w:pStyle w:val="Compact"/>
-        <w:numPr>
-          <w:ilvl w:val="0"/>
-          <w:numId w:val="1001"/>
-        </w:numPr>
-      </w:pPr>
-      <w:r>
-        <w:rPr>
-          <w:rFonts w:hint="eastAsia" w:ascii="Times New Roman" w:hAnsi="Times New Roman" w:eastAsia="FangSong" w:cs="Times New Roman"/>
-        </w:rPr>
-        <w:t>目标</w:t>
-      </w:r>
-      <w:r>
-        <w:rPr>
-          <w:rFonts w:hint="eastAsia" w:ascii="Times New Roman" w:hAnsi="Times New Roman" w:eastAsia="Times New Roman" w:cs="Times New Roman"/>
-        </w:rPr>
-        <w:t>3：</w:t>
-      </w:r>
-      <w:r>
-        <w:rPr>
-          <w:rFonts w:hint="eastAsia" w:ascii="Times New Roman" w:hAnsi="Times New Roman" w:eastAsia="FangSong" w:cs="Times New Roman"/>
-        </w:rPr>
-        <w:t>能判断</w:t>
-      </w:r>
-      <w:r>
-        <w:rPr>
-          <w:rFonts w:hint="eastAsia" w:ascii="Times New Roman" w:hAnsi="Times New Roman" w:eastAsia="Times New Roman" w:cs="Times New Roman"/>
-        </w:rPr>
-        <w:t>”</w:t>
-      </w:r>
-      <m:oMath>
-        <m:sSub>
-          <m:e>
-            <m:r>
-              <m:t>K</m:t>
-            </m:r>
-          </m:e>
-          <m:sub>
-            <m:r>
-              <m:rPr>
-                <m:sty m:val="p"/>
-              </m:rPr>
-              <m:t>s</m:t>
-            </m:r>
-            <m:r>
-              <m:rPr>
-                <m:sty m:val="p"/>
-              </m:rPr>
-              <m:t>p</m:t>
-            </m:r>
-          </m:sub>
-        </m:sSub>
-      </m:oMath>
-      <w:r>
-        <w:rPr>
-          <w:rFonts w:ascii="Times New Roman" w:hAnsi="Times New Roman" w:eastAsia="Times New Roman" w:cs="Times New Roman"/>
-        </w:rPr>
-        <w:t xml:space="preserve"> </w:t>
-      </w:r>
-      <w:r>
-        <w:rPr>
-          <w:rFonts w:hint="eastAsia" w:ascii="Times New Roman" w:hAnsi="Times New Roman" w:eastAsia="FangSong" w:cs="Times New Roman"/>
-        </w:rPr>
-        <w:t>大则溶解度大</w:t>
-      </w:r>
-      <w:r>
-        <w:rPr>
-          <w:rFonts w:hint="eastAsia" w:ascii="Times New Roman" w:hAnsi="Times New Roman" w:eastAsia="Times New Roman" w:cs="Times New Roman"/>
-        </w:rPr>
-        <w:t>”</w:t>
-      </w:r>
-      <w:r>
-        <w:rPr>
-          <w:rFonts w:hint="eastAsia" w:ascii="Times New Roman" w:hAnsi="Times New Roman" w:eastAsia="FangSong" w:cs="Times New Roman"/>
-        </w:rPr>
-        <w:t>这一说法在什么条件下成立</w:t>
-      </w:r>
-      <w:r>
-        <w:rPr>
-          <w:rFonts w:hint="eastAsia" w:ascii="Times New Roman" w:hAnsi="Times New Roman" w:eastAsia="Times New Roman" w:cs="Times New Roman"/>
-        </w:rPr>
-        <w:t>、</w:t>
-      </w:r>
-      <w:r>
-        <w:rPr>
-          <w:rFonts w:hint="eastAsia" w:ascii="Times New Roman" w:hAnsi="Times New Roman" w:eastAsia="FangSong" w:cs="Times New Roman"/>
-        </w:rPr>
-        <w:t>什么条件下失效</w:t>
-      </w:r>
-    </w:p>
-    <w:p>
-      <w:pPr>
-        <w:pStyle w:val="Compact"/>
-        <w:numPr>
-          <w:ilvl w:val="0"/>
-          <w:numId w:val="1001"/>
-        </w:numPr>
-      </w:pPr>
-      <w:r>
-        <w:rPr>
-          <w:rFonts w:hint="eastAsia" w:ascii="Times New Roman" w:hAnsi="Times New Roman" w:eastAsia="FangSong" w:cs="Times New Roman"/>
-        </w:rPr>
-        <w:t>目标</w:t>
-      </w:r>
-      <w:r>
-        <w:rPr>
-          <w:rFonts w:hint="eastAsia" w:ascii="Times New Roman" w:hAnsi="Times New Roman" w:eastAsia="Times New Roman" w:cs="Times New Roman"/>
-        </w:rPr>
-        <w:t>4：</w:t>
-      </w:r>
-      <w:r>
-        <w:rPr>
-          <w:rFonts w:hint="eastAsia" w:ascii="Times New Roman" w:hAnsi="Times New Roman" w:eastAsia="FangSong" w:cs="Times New Roman"/>
-        </w:rPr>
-        <w:t>能计算同离子效应下难溶电解质的溶解度</w:t>
-      </w:r>
-      <w:r>
-        <w:rPr>
-          <w:rFonts w:hint="eastAsia" w:ascii="Times New Roman" w:hAnsi="Times New Roman" w:eastAsia="Times New Roman" w:cs="Times New Roman"/>
-        </w:rPr>
-        <w:t>，</w:t>
-      </w:r>
-      <w:r>
-        <w:rPr>
-          <w:rFonts w:hint="eastAsia" w:ascii="Times New Roman" w:hAnsi="Times New Roman" w:eastAsia="FangSong" w:cs="Times New Roman"/>
-        </w:rPr>
-        <w:t>并解释数量级的剧烈变化</w:t>
-      </w:r>
-    </w:p>
-    <w:p>
-      <w:pPr>
-        <w:pStyle w:val="Compact"/>
-        <w:numPr>
-          <w:ilvl w:val="0"/>
-          <w:numId w:val="1001"/>
-        </w:numPr>
-      </w:pPr>
-      <w:r>
-        <w:rPr>
-          <w:rFonts w:hint="eastAsia" w:ascii="Times New Roman" w:hAnsi="Times New Roman" w:eastAsia="FangSong" w:cs="Times New Roman"/>
-        </w:rPr>
-        <w:t>目标</w:t>
-      </w:r>
-      <w:r>
-        <w:rPr>
-          <w:rFonts w:hint="eastAsia" w:ascii="Times New Roman" w:hAnsi="Times New Roman" w:eastAsia="Times New Roman" w:cs="Times New Roman"/>
-        </w:rPr>
-        <w:t>5：</w:t>
-      </w:r>
-      <w:r>
-        <w:rPr>
-          <w:rFonts w:hint="eastAsia" w:ascii="Times New Roman" w:hAnsi="Times New Roman" w:eastAsia="FangSong" w:cs="Times New Roman"/>
-        </w:rPr>
-        <w:t>能用</w:t>
-      </w:r>
-      <w:r>
-        <w:rPr>
-          <w:rFonts w:ascii="Times New Roman" w:hAnsi="Times New Roman" w:eastAsia="Times New Roman" w:cs="Times New Roman"/>
-        </w:rPr>
-        <w:t xml:space="preserve"> </w:t>
-      </w:r>
-      <m:oMath>
-        <m:r>
-          <m:t>Q</m:t>
-        </m:r>
-      </m:oMath>
-      <w:r>
-        <w:rPr>
-          <w:rFonts w:ascii="Times New Roman" w:hAnsi="Times New Roman" w:eastAsia="Times New Roman" w:cs="Times New Roman"/>
-        </w:rPr>
-        <w:t xml:space="preserve"> </w:t>
-      </w:r>
-      <w:r>
-        <w:rPr>
-          <w:rFonts w:hint="eastAsia" w:ascii="Times New Roman" w:hAnsi="Times New Roman" w:eastAsia="FangSong" w:cs="Times New Roman"/>
-        </w:rPr>
-        <w:t xml:space="preserve">与</w:t>
-      </w:r>
-      <w:r>
-        <w:rPr>
-          <w:rFonts w:ascii="Times New Roman" w:hAnsi="Times New Roman" w:eastAsia="Times New Roman" w:cs="Times New Roman"/>
-        </w:rPr>
-        <w:t xml:space="preserve"> </w:t>
-      </w:r>
-      <m:oMath>
-        <m:sSub>
-          <m:e>
-            <m:r>
-              <m:t>K</m:t>
-            </m:r>
-          </m:e>
-          <m:sub>
-            <m:r>
-              <m:rPr>
-                <m:sty m:val="p"/>
-              </m:rPr>
-              <m:t>s</m:t>
-            </m:r>
-            <m:r>
-              <m:rPr>
-                <m:sty m:val="p"/>
-              </m:rPr>
-              <m:t>p</m:t>
-            </m:r>
-          </m:sub>
-        </m:sSub>
-      </m:oMath>
-      <w:r>
-        <w:rPr>
-          <w:rFonts w:ascii="Times New Roman" w:hAnsi="Times New Roman" w:eastAsia="Times New Roman" w:cs="Times New Roman"/>
-        </w:rPr>
-        <w:t xml:space="preserve"> </w:t>
-      </w:r>
-      <w:r>
-        <w:rPr>
-          <w:rFonts w:hint="eastAsia" w:ascii="Times New Roman" w:hAnsi="Times New Roman" w:eastAsia="FangSong" w:cs="Times New Roman"/>
-        </w:rPr>
-        <w:t xml:space="preserve">的比较判断沉淀的生成与溶解</w:t>
-      </w:r>
-    </w:p>
-    <w:p>
-      <w:pPr>
-        <w:pStyle w:val="Compact"/>
-        <w:numPr>
-          <w:ilvl w:val="0"/>
-          <w:numId w:val="1001"/>
-        </w:numPr>
-      </w:pPr>
-      <w:r>
-        <w:rPr>
-          <w:rFonts w:hint="eastAsia" w:ascii="Times New Roman" w:hAnsi="Times New Roman" w:eastAsia="FangSong" w:cs="Times New Roman"/>
-        </w:rPr>
-        <w:t>目标</w:t>
-      </w:r>
-      <w:r>
-        <w:rPr>
-          <w:rFonts w:hint="eastAsia" w:ascii="Times New Roman" w:hAnsi="Times New Roman" w:eastAsia="Times New Roman" w:cs="Times New Roman"/>
-        </w:rPr>
-        <w:t>6：</w:t>
-      </w:r>
-      <w:r>
-        <w:rPr>
-          <w:rFonts w:hint="eastAsia" w:ascii="Times New Roman" w:hAnsi="Times New Roman" w:eastAsia="FangSong" w:cs="Times New Roman"/>
-        </w:rPr>
-        <w:t>能用多重平衡耦合的定性思路解释沉淀为什么能被酸或配体溶解</w:t>
-      </w:r>
-      <w:r>
-        <w:rPr>
-          <w:rFonts w:hint="eastAsia" w:ascii="Times New Roman" w:hAnsi="Times New Roman" w:eastAsia="Times New Roman" w:cs="Times New Roman"/>
-        </w:rPr>
-        <w:t>，</w:t>
-      </w:r>
-      <w:r>
-        <w:rPr>
-          <w:rFonts w:hint="eastAsia" w:ascii="Times New Roman" w:hAnsi="Times New Roman" w:eastAsia="FangSong" w:cs="Times New Roman"/>
-        </w:rPr>
-        <w:t>并会求简化条件下的平衡常数</w:t>
-      </w:r>
-    </w:p>
-    <w:p>
-      <w:pPr>
-        <w:pStyle w:val="Compact"/>
-        <w:numPr>
-          <w:ilvl w:val="0"/>
-          <w:numId w:val="1001"/>
-        </w:numPr>
-      </w:pPr>
-      <w:r>
-        <w:rPr>
-          <w:rFonts w:hint="eastAsia" w:ascii="Times New Roman" w:hAnsi="Times New Roman" w:eastAsia="FangSong" w:cs="Times New Roman"/>
-        </w:rPr>
-        <w:t>目标</w:t>
-      </w:r>
-      <w:r>
-        <w:rPr>
-          <w:rFonts w:hint="eastAsia" w:ascii="Times New Roman" w:hAnsi="Times New Roman" w:eastAsia="Times New Roman" w:cs="Times New Roman"/>
-        </w:rPr>
-        <w:t>7：</w:t>
-      </w:r>
-      <w:r>
-        <w:rPr>
-          <w:rFonts w:hint="eastAsia" w:ascii="Times New Roman" w:hAnsi="Times New Roman" w:eastAsia="FangSong" w:cs="Times New Roman"/>
-        </w:rPr>
-        <w:t>了解沉淀转化与分步沉淀的判据</w:t>
-      </w:r>
-      <w:r>
-        <w:rPr>
-          <w:rFonts w:hint="eastAsia" w:ascii="Times New Roman" w:hAnsi="Times New Roman" w:eastAsia="Times New Roman" w:cs="Times New Roman"/>
-        </w:rPr>
-        <w:t>，</w:t>
-      </w:r>
-      <w:r>
-        <w:rPr>
-          <w:rFonts w:hint="eastAsia" w:ascii="Times New Roman" w:hAnsi="Times New Roman" w:eastAsia="FangSong" w:cs="Times New Roman"/>
-        </w:rPr>
-        <w:t>能完成方向判断而不必展开完整计算</w:t>
-      </w:r>
-    </w:p>
+    <w:tbl>
+      <w:tblPr>
+        <w:tblStyle w:val="Table"/>
+        <w:tblW w:type="pct" w:w="5000"/>
+        <w:tblLayout w:type="fixed"/>
+        <w:tblLook w:firstRow="1" w:lastRow="0" w:firstColumn="0" w:lastColumn="0" w:noHBand="0" w:noVBand="0" w:val="0020"/>
+      </w:tblPr>
+      <w:tblGrid>
+        <w:gridCol w:w="3960"/>
+        <w:gridCol w:w="3960"/>
+      </w:tblGrid>
+      <w:tr>
+        <w:trPr>
+          <w:tblHeader w:val="on"/>
+        </w:trPr>
+        <w:tc>
+          <w:tcPr/>
+          <w:p>
+            <w:pPr>
+              <w:pStyle w:val="Compact"/>
+              <w:jc w:val="center"/>
+            </w:pPr>
+            <w:r>
+              <w:rPr>
+                <w:rFonts w:hint="eastAsia" w:ascii="Times New Roman" w:hAnsi="Times New Roman" w:eastAsia="SimHei" w:cs="Times New Roman"/>
+                <w:b/>
+              </w:rPr>
+              <w:t xml:space="preserve">考纲条目</w:t>
+            </w:r>
+          </w:p>
+        </w:tc>
+        <w:tc>
+          <w:tcPr/>
+          <w:p>
+            <w:pPr>
+              <w:pStyle w:val="Compact"/>
+              <w:jc w:val="center"/>
+            </w:pPr>
+            <w:r>
+              <w:rPr>
+                <w:rFonts w:hint="eastAsia" w:ascii="Times New Roman" w:hAnsi="Times New Roman" w:eastAsia="SimHei" w:cs="Times New Roman"/>
+                <w:b/>
+              </w:rPr>
+              <w:t xml:space="preserve">学完本讲你应能</w:t>
+            </w:r>
+          </w:p>
+        </w:tc>
+      </w:tr>
+      <w:tr>
+        <w:tc>
+          <w:tcPr/>
+          <w:p>
+            <w:pPr>
+              <w:pStyle w:val="Compact"/>
+              <w:jc w:val="center"/>
+            </w:pPr>
+            <w:r>
+              <w:rPr>
+                <w:rFonts w:ascii="Times New Roman" w:hAnsi="Times New Roman" w:eastAsia="Times New Roman" w:cs="Times New Roman"/>
+              </w:rPr>
+              <w:t xml:space="preserve">§07 </w:t>
+            </w:r>
+            <w:r>
+              <w:rPr>
+                <w:rFonts w:hint="eastAsia" w:ascii="Times New Roman" w:hAnsi="Times New Roman" w:eastAsia="FangSong" w:cs="Times New Roman"/>
+              </w:rPr>
+              <w:t xml:space="preserve">化学平衡</w:t>
+            </w:r>
+            <w:r>
+              <w:rPr>
+                <w:rFonts w:ascii="Times New Roman" w:hAnsi="Times New Roman" w:eastAsia="Times New Roman" w:cs="Times New Roman"/>
+              </w:rPr>
+              <w:t xml:space="preserve"> · </w:t>
+            </w:r>
+            <w:r>
+              <w:rPr>
+                <w:rFonts w:hint="eastAsia" w:ascii="Times New Roman" w:hAnsi="Times New Roman" w:eastAsia="FangSong" w:cs="Times New Roman"/>
+              </w:rPr>
+              <w:t xml:space="preserve">多相平衡与溶度积</w:t>
+            </w:r>
+          </w:p>
+        </w:tc>
+        <w:tc>
+          <w:tcPr/>
+          <w:p>
+            <w:pPr>
+              <w:pStyle w:val="Compact"/>
+              <w:jc w:val="center"/>
+            </w:pPr>
+            <w:r>
+              <w:rPr>
+                <w:rFonts w:hint="eastAsia" w:ascii="Times New Roman" w:hAnsi="Times New Roman" w:eastAsia="FangSong" w:cs="Times New Roman"/>
+              </w:rPr>
+              <w:t xml:space="preserve">能正确书写难溶电解质的</w:t>
+            </w:r>
+            <w:r>
+              <w:rPr>
+                <w:rFonts w:ascii="Times New Roman" w:hAnsi="Times New Roman" w:eastAsia="Times New Roman" w:cs="Times New Roman"/>
+              </w:rPr>
+              <w:t xml:space="preserve"> </w:t>
+            </w:r>
+            <m:oMath>
+              <m:sSub>
+                <m:e>
+                  <m:r>
+                    <m:t>K</m:t>
+                  </m:r>
+                </m:e>
+                <m:sub>
+                  <m:r>
+                    <m:rPr>
+                      <m:sty m:val="p"/>
+                    </m:rPr>
+                    <m:t>s</m:t>
+                  </m:r>
+                  <m:r>
+                    <m:rPr>
+                      <m:sty m:val="p"/>
+                    </m:rPr>
+                    <m:t>p</m:t>
+                  </m:r>
+                </m:sub>
+              </m:sSub>
+            </m:oMath>
+            <w:r>
+              <w:rPr>
+                <w:rFonts w:ascii="Times New Roman" w:hAnsi="Times New Roman" w:eastAsia="Times New Roman" w:cs="Times New Roman"/>
+              </w:rPr>
+              <w:t xml:space="preserve"> </w:t>
+            </w:r>
+            <w:r>
+              <w:rPr>
+                <w:rFonts w:hint="eastAsia" w:ascii="Times New Roman" w:hAnsi="Times New Roman" w:eastAsia="FangSong" w:cs="Times New Roman"/>
+              </w:rPr>
+              <w:t>表达式</w:t>
+            </w:r>
+            <w:r>
+              <w:rPr>
+                <w:rFonts w:hint="eastAsia" w:ascii="Times New Roman" w:hAnsi="Times New Roman" w:eastAsia="Times New Roman" w:cs="Times New Roman"/>
+              </w:rPr>
+              <w:t>，</w:t>
+            </w:r>
+            <w:r>
+              <w:rPr>
+                <w:rFonts w:hint="eastAsia" w:ascii="Times New Roman" w:hAnsi="Times New Roman" w:eastAsia="FangSong" w:cs="Times New Roman"/>
+              </w:rPr>
+              <w:t>理解纯固体不写入表达式的约定</w:t>
+            </w:r>
+            <w:r>
+              <w:rPr>
+                <w:rFonts w:hint="eastAsia" w:ascii="Times New Roman" w:hAnsi="Times New Roman" w:eastAsia="Times New Roman" w:cs="Times New Roman"/>
+              </w:rPr>
+              <w:t>；</w:t>
+            </w:r>
+            <w:r>
+              <w:rPr>
+                <w:rFonts w:hint="eastAsia" w:ascii="Times New Roman" w:hAnsi="Times New Roman" w:eastAsia="FangSong" w:cs="Times New Roman"/>
+              </w:rPr>
+              <w:t>能推导并应用</w:t>
+            </w:r>
+            <w:r>
+              <w:rPr>
+                <w:rFonts w:ascii="Times New Roman" w:hAnsi="Times New Roman" w:eastAsia="Times New Roman" w:cs="Times New Roman"/>
+              </w:rPr>
+              <w:t xml:space="preserve"> AB </w:t>
+            </w:r>
+            <w:r>
+              <w:rPr>
+                <w:rFonts w:hint="eastAsia" w:ascii="Times New Roman" w:hAnsi="Times New Roman" w:eastAsia="FangSong" w:cs="Times New Roman"/>
+              </w:rPr>
+              <w:t>型</w:t>
+            </w:r>
+            <w:r>
+              <w:rPr>
+                <w:rFonts w:hint="eastAsia" w:ascii="Times New Roman" w:hAnsi="Times New Roman" w:eastAsia="Times New Roman" w:cs="Times New Roman"/>
+              </w:rPr>
+              <w:t>、AB</w:t>
+            </w:r>
+            <w:r>
+              <w:rPr>
+                <w:rFonts w:hint="eastAsia" w:ascii="Times New Roman" w:hAnsi="Times New Roman" w:eastAsia="Times New Roman" w:cs="Times New Roman"/>
+                <w:vertAlign w:val="subscript"/>
+              </w:rPr>
+              <w:t>2</w:t>
+            </w:r>
+            <w:r>
+              <w:rPr>
+                <w:rFonts w:ascii="Times New Roman" w:hAnsi="Times New Roman" w:eastAsia="Times New Roman" w:cs="Times New Roman"/>
+              </w:rPr>
+              <w:t xml:space="preserve"> </w:t>
+            </w:r>
+            <w:r>
+              <w:rPr>
+                <w:rFonts w:hint="eastAsia" w:ascii="Times New Roman" w:hAnsi="Times New Roman" w:eastAsia="FangSong" w:cs="Times New Roman"/>
+              </w:rPr>
+              <w:t>型</w:t>
+            </w:r>
+            <w:r>
+              <w:rPr>
+                <w:rFonts w:hint="eastAsia" w:ascii="Times New Roman" w:hAnsi="Times New Roman" w:eastAsia="Times New Roman" w:cs="Times New Roman"/>
+              </w:rPr>
+              <w:t>、AB</w:t>
+            </w:r>
+            <w:r>
+              <w:rPr>
+                <w:rFonts w:hint="eastAsia" w:ascii="Times New Roman" w:hAnsi="Times New Roman" w:eastAsia="Times New Roman" w:cs="Times New Roman"/>
+                <w:vertAlign w:val="subscript"/>
+              </w:rPr>
+              <w:t>3</w:t>
+            </w:r>
+            <w:r>
+              <w:rPr>
+                <w:rFonts w:ascii="Times New Roman" w:hAnsi="Times New Roman" w:eastAsia="Times New Roman" w:cs="Times New Roman"/>
+              </w:rPr>
+              <w:t xml:space="preserve"> </w:t>
+            </w:r>
+            <w:r>
+              <w:rPr>
+                <w:rFonts w:hint="eastAsia" w:ascii="Times New Roman" w:hAnsi="Times New Roman" w:eastAsia="FangSong" w:cs="Times New Roman"/>
+              </w:rPr>
+              <w:t xml:space="preserve">型沉淀的</w:t>
+            </w:r>
+            <w:r>
+              <w:rPr>
+                <w:rFonts w:ascii="Times New Roman" w:hAnsi="Times New Roman" w:eastAsia="Times New Roman" w:cs="Times New Roman"/>
+              </w:rPr>
+              <w:t xml:space="preserve"> </w:t>
+            </w:r>
+            <m:oMath>
+              <m:sSub>
+                <m:e>
+                  <m:r>
+                    <m:t>K</m:t>
+                  </m:r>
+                </m:e>
+                <m:sub>
+                  <m:r>
+                    <m:rPr>
+                      <m:sty m:val="p"/>
+                    </m:rPr>
+                    <m:t>s</m:t>
+                  </m:r>
+                  <m:r>
+                    <m:rPr>
+                      <m:sty m:val="p"/>
+                    </m:rPr>
+                    <m:t>p</m:t>
+                  </m:r>
+                </m:sub>
+              </m:sSub>
+            </m:oMath>
+            <w:r>
+              <w:rPr>
+                <w:rFonts w:ascii="Times New Roman" w:hAnsi="Times New Roman" w:eastAsia="Times New Roman" w:cs="Times New Roman"/>
+              </w:rPr>
+              <w:t xml:space="preserve"> </w:t>
+            </w:r>
+            <w:r>
+              <w:rPr>
+                <w:rFonts w:hint="eastAsia" w:ascii="Times New Roman" w:hAnsi="Times New Roman" w:eastAsia="FangSong" w:cs="Times New Roman"/>
+              </w:rPr>
+              <w:t>与溶解度的换算公式</w:t>
+            </w:r>
+            <w:r>
+              <w:rPr>
+                <w:rFonts w:hint="eastAsia" w:ascii="Times New Roman" w:hAnsi="Times New Roman" w:eastAsia="Times New Roman" w:cs="Times New Roman"/>
+              </w:rPr>
+              <w:t>；</w:t>
+            </w:r>
+            <w:r>
+              <w:rPr>
+                <w:rFonts w:hint="eastAsia" w:ascii="Times New Roman" w:hAnsi="Times New Roman" w:eastAsia="FangSong" w:cs="Times New Roman"/>
+              </w:rPr>
+              <w:t>能判断</w:t>
+            </w:r>
+            <w:r>
+              <w:rPr>
+                <w:rFonts w:hint="eastAsia" w:ascii="Times New Roman" w:hAnsi="Times New Roman" w:eastAsia="Times New Roman" w:cs="Times New Roman"/>
+              </w:rPr>
+              <w:t>”</w:t>
+            </w:r>
+            <m:oMath>
+              <m:sSub>
+                <m:e>
+                  <m:r>
+                    <m:t>K</m:t>
+                  </m:r>
+                </m:e>
+                <m:sub>
+                  <m:r>
+                    <m:rPr>
+                      <m:sty m:val="p"/>
+                    </m:rPr>
+                    <m:t>s</m:t>
+                  </m:r>
+                  <m:r>
+                    <m:rPr>
+                      <m:sty m:val="p"/>
+                    </m:rPr>
+                    <m:t>p</m:t>
+                  </m:r>
+                </m:sub>
+              </m:sSub>
+            </m:oMath>
+            <w:r>
+              <w:rPr>
+                <w:rFonts w:ascii="Times New Roman" w:hAnsi="Times New Roman" w:eastAsia="Times New Roman" w:cs="Times New Roman"/>
+              </w:rPr>
+              <w:t xml:space="preserve"> </w:t>
+            </w:r>
+            <w:r>
+              <w:rPr>
+                <w:rFonts w:hint="eastAsia" w:ascii="Times New Roman" w:hAnsi="Times New Roman" w:eastAsia="FangSong" w:cs="Times New Roman"/>
+              </w:rPr>
+              <w:t>大则溶解度大</w:t>
+            </w:r>
+            <w:r>
+              <w:rPr>
+                <w:rFonts w:hint="eastAsia" w:ascii="Times New Roman" w:hAnsi="Times New Roman" w:eastAsia="Times New Roman" w:cs="Times New Roman"/>
+              </w:rPr>
+              <w:t>”</w:t>
+            </w:r>
+            <w:r>
+              <w:rPr>
+                <w:rFonts w:hint="eastAsia" w:ascii="Times New Roman" w:hAnsi="Times New Roman" w:eastAsia="FangSong" w:cs="Times New Roman"/>
+              </w:rPr>
+              <w:t>这一说法在什么条件下成立</w:t>
+            </w:r>
+            <w:r>
+              <w:rPr>
+                <w:rFonts w:hint="eastAsia" w:ascii="Times New Roman" w:hAnsi="Times New Roman" w:eastAsia="Times New Roman" w:cs="Times New Roman"/>
+              </w:rPr>
+              <w:t>、</w:t>
+            </w:r>
+            <w:r>
+              <w:rPr>
+                <w:rFonts w:hint="eastAsia" w:ascii="Times New Roman" w:hAnsi="Times New Roman" w:eastAsia="FangSong" w:cs="Times New Roman"/>
+              </w:rPr>
+              <w:t>什么条件下失效</w:t>
+            </w:r>
+          </w:p>
+        </w:tc>
+      </w:tr>
+      <w:tr>
+        <w:tc>
+          <w:tcPr/>
+          <w:p>
+            <w:pPr>
+              <w:pStyle w:val="Compact"/>
+              <w:jc w:val="center"/>
+            </w:pPr>
+            <w:r>
+              <w:rPr>
+                <w:rFonts w:ascii="Times New Roman" w:hAnsi="Times New Roman" w:eastAsia="Times New Roman" w:cs="Times New Roman"/>
+              </w:rPr>
+              <w:t xml:space="preserve">§07 </w:t>
+            </w:r>
+            <w:r>
+              <w:rPr>
+                <w:rFonts w:hint="eastAsia" w:ascii="Times New Roman" w:hAnsi="Times New Roman" w:eastAsia="FangSong" w:cs="Times New Roman"/>
+              </w:rPr>
+              <w:t xml:space="preserve">化学平衡</w:t>
+            </w:r>
+            <w:r>
+              <w:rPr>
+                <w:rFonts w:ascii="Times New Roman" w:hAnsi="Times New Roman" w:eastAsia="Times New Roman" w:cs="Times New Roman"/>
+              </w:rPr>
+              <w:t xml:space="preserve"> · </w:t>
+            </w:r>
+            <w:r>
+              <w:rPr>
+                <w:rFonts w:hint="eastAsia" w:ascii="Times New Roman" w:hAnsi="Times New Roman" w:eastAsia="FangSong" w:cs="Times New Roman"/>
+              </w:rPr>
+              <w:t>沉淀的生成</w:t>
+            </w:r>
+            <w:r>
+              <w:rPr>
+                <w:rFonts w:hint="eastAsia" w:ascii="Times New Roman" w:hAnsi="Times New Roman" w:eastAsia="Times New Roman" w:cs="Times New Roman"/>
+              </w:rPr>
+              <w:t>、</w:t>
+            </w:r>
+            <w:r>
+              <w:rPr>
+                <w:rFonts w:hint="eastAsia" w:ascii="Times New Roman" w:hAnsi="Times New Roman" w:eastAsia="FangSong" w:cs="Times New Roman"/>
+              </w:rPr>
+              <w:t>溶解与转化</w:t>
+            </w:r>
+          </w:p>
+        </w:tc>
+        <w:tc>
+          <w:tcPr/>
+          <w:p>
+            <w:pPr>
+              <w:pStyle w:val="Compact"/>
+              <w:jc w:val="center"/>
+            </w:pPr>
+            <w:r>
+              <w:rPr>
+                <w:rFonts w:hint="eastAsia" w:ascii="Times New Roman" w:hAnsi="Times New Roman" w:eastAsia="FangSong" w:cs="Times New Roman"/>
+              </w:rPr>
+              <w:t>能计算同离子效应下难溶电解质的溶解度</w:t>
+            </w:r>
+            <w:r>
+              <w:rPr>
+                <w:rFonts w:hint="eastAsia" w:ascii="Times New Roman" w:hAnsi="Times New Roman" w:eastAsia="Times New Roman" w:cs="Times New Roman"/>
+              </w:rPr>
+              <w:t>，</w:t>
+            </w:r>
+            <w:r>
+              <w:rPr>
+                <w:rFonts w:hint="eastAsia" w:ascii="Times New Roman" w:hAnsi="Times New Roman" w:eastAsia="FangSong" w:cs="Times New Roman"/>
+              </w:rPr>
+              <w:t>并解释数量级的剧烈变化</w:t>
+            </w:r>
+            <w:r>
+              <w:rPr>
+                <w:rFonts w:hint="eastAsia" w:ascii="Times New Roman" w:hAnsi="Times New Roman" w:eastAsia="Times New Roman" w:cs="Times New Roman"/>
+              </w:rPr>
+              <w:t>；</w:t>
+            </w:r>
+            <w:r>
+              <w:rPr>
+                <w:rFonts w:hint="eastAsia" w:ascii="Times New Roman" w:hAnsi="Times New Roman" w:eastAsia="FangSong" w:cs="Times New Roman"/>
+              </w:rPr>
+              <w:t>能用</w:t>
+            </w:r>
+            <w:r>
+              <w:rPr>
+                <w:rFonts w:ascii="Times New Roman" w:hAnsi="Times New Roman" w:eastAsia="Times New Roman" w:cs="Times New Roman"/>
+              </w:rPr>
+              <w:t xml:space="preserve"> </w:t>
+            </w:r>
+            <m:oMath>
+              <m:r>
+                <m:t>Q</m:t>
+              </m:r>
+            </m:oMath>
+            <w:r>
+              <w:rPr>
+                <w:rFonts w:ascii="Times New Roman" w:hAnsi="Times New Roman" w:eastAsia="Times New Roman" w:cs="Times New Roman"/>
+              </w:rPr>
+              <w:t xml:space="preserve"> </w:t>
+            </w:r>
+            <w:r>
+              <w:rPr>
+                <w:rFonts w:hint="eastAsia" w:ascii="Times New Roman" w:hAnsi="Times New Roman" w:eastAsia="FangSong" w:cs="Times New Roman"/>
+              </w:rPr>
+              <w:t xml:space="preserve">与</w:t>
+            </w:r>
+            <w:r>
+              <w:rPr>
+                <w:rFonts w:ascii="Times New Roman" w:hAnsi="Times New Roman" w:eastAsia="Times New Roman" w:cs="Times New Roman"/>
+              </w:rPr>
+              <w:t xml:space="preserve"> </w:t>
+            </w:r>
+            <m:oMath>
+              <m:sSub>
+                <m:e>
+                  <m:r>
+                    <m:t>K</m:t>
+                  </m:r>
+                </m:e>
+                <m:sub>
+                  <m:r>
+                    <m:rPr>
+                      <m:sty m:val="p"/>
+                    </m:rPr>
+                    <m:t>s</m:t>
+                  </m:r>
+                  <m:r>
+                    <m:rPr>
+                      <m:sty m:val="p"/>
+                    </m:rPr>
+                    <m:t>p</m:t>
+                  </m:r>
+                </m:sub>
+              </m:sSub>
+            </m:oMath>
+            <w:r>
+              <w:rPr>
+                <w:rFonts w:ascii="Times New Roman" w:hAnsi="Times New Roman" w:eastAsia="Times New Roman" w:cs="Times New Roman"/>
+              </w:rPr>
+              <w:t xml:space="preserve"> </w:t>
+            </w:r>
+            <w:r>
+              <w:rPr>
+                <w:rFonts w:hint="eastAsia" w:ascii="Times New Roman" w:hAnsi="Times New Roman" w:eastAsia="FangSong" w:cs="Times New Roman"/>
+              </w:rPr>
+              <w:t>的比较判断沉淀的生成与溶解</w:t>
+            </w:r>
+            <w:r>
+              <w:rPr>
+                <w:rFonts w:hint="eastAsia" w:ascii="Times New Roman" w:hAnsi="Times New Roman" w:eastAsia="Times New Roman" w:cs="Times New Roman"/>
+              </w:rPr>
+              <w:t>；</w:t>
+            </w:r>
+            <w:r>
+              <w:rPr>
+                <w:rFonts w:hint="eastAsia" w:ascii="Times New Roman" w:hAnsi="Times New Roman" w:eastAsia="FangSong" w:cs="Times New Roman"/>
+              </w:rPr>
+              <w:t>能用多重平衡耦合的定性思路解释沉淀为什么能被酸或配体溶解</w:t>
+            </w:r>
+            <w:r>
+              <w:rPr>
+                <w:rFonts w:hint="eastAsia" w:ascii="Times New Roman" w:hAnsi="Times New Roman" w:eastAsia="Times New Roman" w:cs="Times New Roman"/>
+              </w:rPr>
+              <w:t>，</w:t>
+            </w:r>
+            <w:r>
+              <w:rPr>
+                <w:rFonts w:hint="eastAsia" w:ascii="Times New Roman" w:hAnsi="Times New Roman" w:eastAsia="FangSong" w:cs="Times New Roman"/>
+              </w:rPr>
+              <w:t>并会求简化条件下的平衡常数</w:t>
+            </w:r>
+            <w:r>
+              <w:rPr>
+                <w:rFonts w:hint="eastAsia" w:ascii="Times New Roman" w:hAnsi="Times New Roman" w:eastAsia="Times New Roman" w:cs="Times New Roman"/>
+              </w:rPr>
+              <w:t>；</w:t>
+            </w:r>
+            <w:r>
+              <w:rPr>
+                <w:rFonts w:hint="eastAsia" w:ascii="Times New Roman" w:hAnsi="Times New Roman" w:eastAsia="FangSong" w:cs="Times New Roman"/>
+              </w:rPr>
+              <w:t>了解沉淀转化与分步沉淀的判据</w:t>
+            </w:r>
+            <w:r>
+              <w:rPr>
+                <w:rFonts w:hint="eastAsia" w:ascii="Times New Roman" w:hAnsi="Times New Roman" w:eastAsia="Times New Roman" w:cs="Times New Roman"/>
+              </w:rPr>
+              <w:t>，</w:t>
+            </w:r>
+            <w:r>
+              <w:rPr>
+                <w:rFonts w:hint="eastAsia" w:ascii="Times New Roman" w:hAnsi="Times New Roman" w:eastAsia="FangSong" w:cs="Times New Roman"/>
+              </w:rPr>
+              <w:t>能完成方向判断而不必展开完整计算</w:t>
+            </w:r>
+          </w:p>
+        </w:tc>
+      </w:tr>
+    </w:tbl>
     <w:p>
       <w:pPr>
         <w:spacing w:before="160" w:after="80"/>
@@ -1680,7 +1742,7 @@
         <w:pStyle w:val="Compact"/>
         <w:numPr>
           <w:ilvl w:val="0"/>
-          <w:numId w:val="1002"/>
+          <w:numId w:val="1001"/>
         </w:numPr>
       </w:pPr>
       <m:oMath>
@@ -1758,7 +1820,7 @@
         <w:pStyle w:val="Compact"/>
         <w:numPr>
           <w:ilvl w:val="0"/>
-          <w:numId w:val="1002"/>
+          <w:numId w:val="1001"/>
         </w:numPr>
       </w:pPr>
       <w:r>
@@ -1875,7 +1937,7 @@
         <w:pStyle w:val="Compact"/>
         <w:numPr>
           <w:ilvl w:val="0"/>
-          <w:numId w:val="1002"/>
+          <w:numId w:val="1001"/>
         </w:numPr>
       </w:pPr>
       <w:r>
@@ -1986,7 +2048,7 @@
         <w:pStyle w:val="Compact"/>
         <w:numPr>
           <w:ilvl w:val="0"/>
-          <w:numId w:val="1002"/>
+          <w:numId w:val="1001"/>
         </w:numPr>
       </w:pPr>
       <w:r>
@@ -23397,7 +23459,7 @@
         <w:pStyle w:val="Compact"/>
         <w:numPr>
           <w:ilvl w:val="0"/>
-          <w:numId w:val="1003"/>
+          <w:numId w:val="1002"/>
         </w:numPr>
       </w:pPr>
       <w:r>
@@ -23471,7 +23533,7 @@
         <w:pStyle w:val="Compact"/>
         <w:numPr>
           <w:ilvl w:val="0"/>
-          <w:numId w:val="1003"/>
+          <w:numId w:val="1002"/>
         </w:numPr>
       </w:pPr>
       <w:r>
@@ -60333,7 +60395,7 @@
         <w:pStyle w:val="Compact"/>
         <w:numPr>
           <w:ilvl w:val="0"/>
-          <w:numId w:val="1004"/>
+          <w:numId w:val="1003"/>
         </w:numPr>
       </w:pPr>
       <m:oMath>
@@ -60419,7 +60481,7 @@
         <w:pStyle w:val="Compact"/>
         <w:numPr>
           <w:ilvl w:val="0"/>
-          <w:numId w:val="1004"/>
+          <w:numId w:val="1003"/>
         </w:numPr>
       </w:pPr>
       <w:r>
@@ -60493,7 +60555,7 @@
         <w:pStyle w:val="Compact"/>
         <w:numPr>
           <w:ilvl w:val="0"/>
-          <w:numId w:val="1004"/>
+          <w:numId w:val="1003"/>
         </w:numPr>
       </w:pPr>
       <w:r>
@@ -60578,7 +60640,7 @@
         <w:pStyle w:val="Compact"/>
         <w:numPr>
           <w:ilvl w:val="0"/>
-          <w:numId w:val="1004"/>
+          <w:numId w:val="1003"/>
         </w:numPr>
       </w:pPr>
       <w:r>
@@ -60721,7 +60783,7 @@
         <w:pStyle w:val="Compact"/>
         <w:numPr>
           <w:ilvl w:val="0"/>
-          <w:numId w:val="1004"/>
+          <w:numId w:val="1003"/>
         </w:numPr>
       </w:pPr>
       <w:r>
@@ -60850,7 +60912,7 @@
         <w:pStyle w:val="Compact"/>
         <w:numPr>
           <w:ilvl w:val="0"/>
-          <w:numId w:val="1004"/>
+          <w:numId w:val="1003"/>
         </w:numPr>
       </w:pPr>
       <w:r>
@@ -61185,6 +61247,91 @@
     <w:lvl w:ilvl="8">
       <w:numFmt w:val="bullet"/>
       <w:lvlText w:val=" "/>
+      <w:lvlJc w:val="left"/>
+      <w:pPr>
+        <w:ind w:left="6480" w:hanging="360"/>
+      </w:pPr>
+    </w:lvl>
+  </w:abstractNum>
+  <w:abstractNum w:abstractNumId="99411">
+    <w:nsid w:val="00A99411"/>
+    <w:multiLevelType w:val="multilevel"/>
+    <w:lvl w:ilvl="0">
+      <w:start w:val="1"/>
+      <w:numFmt w:val="decimal"/>
+      <w:lvlText w:val="%1."/>
+      <w:lvlJc w:val="left"/>
+      <w:pPr>
+        <w:ind w:left="720" w:hanging="360"/>
+      </w:pPr>
+    </w:lvl>
+    <w:lvl w:ilvl="1">
+      <w:start w:val="1"/>
+      <w:numFmt w:val="decimal"/>
+      <w:lvlText w:val="%2."/>
+      <w:lvlJc w:val="left"/>
+      <w:pPr>
+        <w:ind w:left="1440" w:hanging="360"/>
+      </w:pPr>
+    </w:lvl>
+    <w:lvl w:ilvl="2">
+      <w:start w:val="1"/>
+      <w:numFmt w:val="decimal"/>
+      <w:lvlText w:val="%3."/>
+      <w:lvlJc w:val="left"/>
+      <w:pPr>
+        <w:ind w:left="2160" w:hanging="360"/>
+      </w:pPr>
+    </w:lvl>
+    <w:lvl w:ilvl="3">
+      <w:start w:val="1"/>
+      <w:numFmt w:val="decimal"/>
+      <w:lvlText w:val="%4."/>
+      <w:lvlJc w:val="left"/>
+      <w:pPr>
+        <w:ind w:left="2880" w:hanging="360"/>
+      </w:pPr>
+    </w:lvl>
+    <w:lvl w:ilvl="4">
+      <w:start w:val="1"/>
+      <w:numFmt w:val="decimal"/>
+      <w:lvlText w:val="%5."/>
+      <w:lvlJc w:val="left"/>
+      <w:pPr>
+        <w:ind w:left="3600" w:hanging="360"/>
+      </w:pPr>
+    </w:lvl>
+    <w:lvl w:ilvl="5">
+      <w:start w:val="1"/>
+      <w:numFmt w:val="decimal"/>
+      <w:lvlText w:val="%6."/>
+      <w:lvlJc w:val="left"/>
+      <w:pPr>
+        <w:ind w:left="4320" w:hanging="360"/>
+      </w:pPr>
+    </w:lvl>
+    <w:lvl w:ilvl="6">
+      <w:start w:val="1"/>
+      <w:numFmt w:val="decimal"/>
+      <w:lvlText w:val="%7."/>
+      <w:lvlJc w:val="left"/>
+      <w:pPr>
+        <w:ind w:left="5040" w:hanging="360"/>
+      </w:pPr>
+    </w:lvl>
+    <w:lvl w:ilvl="7">
+      <w:start w:val="1"/>
+      <w:numFmt w:val="decimal"/>
+      <w:lvlText w:val="%8."/>
+      <w:lvlJc w:val="left"/>
+      <w:pPr>
+        <w:ind w:left="5760" w:hanging="360"/>
+      </w:pPr>
+    </w:lvl>
+    <w:lvl w:ilvl="8">
+      <w:start w:val="1"/>
+      <w:numFmt w:val="decimal"/>
+      <w:lvlText w:val="%9."/>
       <w:lvlJc w:val="left"/>
       <w:pPr>
         <w:ind w:left="6480" w:hanging="360"/>
@@ -61294,98 +61441,10 @@
       </w:rPr>
     </w:lvl>
   </w:abstractNum>
-  <w:abstractNum w:abstractNumId="99411">
-    <w:nsid w:val="00A99411"/>
-    <w:multiLevelType w:val="multilevel"/>
-    <w:lvl w:ilvl="0">
-      <w:start w:val="1"/>
-      <w:numFmt w:val="decimal"/>
-      <w:lvlText w:val="%1."/>
-      <w:lvlJc w:val="left"/>
-      <w:pPr>
-        <w:ind w:left="720" w:hanging="360"/>
-      </w:pPr>
-    </w:lvl>
-    <w:lvl w:ilvl="1">
-      <w:start w:val="1"/>
-      <w:numFmt w:val="decimal"/>
-      <w:lvlText w:val="%2."/>
-      <w:lvlJc w:val="left"/>
-      <w:pPr>
-        <w:ind w:left="1440" w:hanging="360"/>
-      </w:pPr>
-    </w:lvl>
-    <w:lvl w:ilvl="2">
-      <w:start w:val="1"/>
-      <w:numFmt w:val="decimal"/>
-      <w:lvlText w:val="%3."/>
-      <w:lvlJc w:val="left"/>
-      <w:pPr>
-        <w:ind w:left="2160" w:hanging="360"/>
-      </w:pPr>
-    </w:lvl>
-    <w:lvl w:ilvl="3">
-      <w:start w:val="1"/>
-      <w:numFmt w:val="decimal"/>
-      <w:lvlText w:val="%4."/>
-      <w:lvlJc w:val="left"/>
-      <w:pPr>
-        <w:ind w:left="2880" w:hanging="360"/>
-      </w:pPr>
-    </w:lvl>
-    <w:lvl w:ilvl="4">
-      <w:start w:val="1"/>
-      <w:numFmt w:val="decimal"/>
-      <w:lvlText w:val="%5."/>
-      <w:lvlJc w:val="left"/>
-      <w:pPr>
-        <w:ind w:left="3600" w:hanging="360"/>
-      </w:pPr>
-    </w:lvl>
-    <w:lvl w:ilvl="5">
-      <w:start w:val="1"/>
-      <w:numFmt w:val="decimal"/>
-      <w:lvlText w:val="%6."/>
-      <w:lvlJc w:val="left"/>
-      <w:pPr>
-        <w:ind w:left="4320" w:hanging="360"/>
-      </w:pPr>
-    </w:lvl>
-    <w:lvl w:ilvl="6">
-      <w:start w:val="1"/>
-      <w:numFmt w:val="decimal"/>
-      <w:lvlText w:val="%7."/>
-      <w:lvlJc w:val="left"/>
-      <w:pPr>
-        <w:ind w:left="5040" w:hanging="360"/>
-      </w:pPr>
-    </w:lvl>
-    <w:lvl w:ilvl="7">
-      <w:start w:val="1"/>
-      <w:numFmt w:val="decimal"/>
-      <w:lvlText w:val="%8."/>
-      <w:lvlJc w:val="left"/>
-      <w:pPr>
-        <w:ind w:left="5760" w:hanging="360"/>
-      </w:pPr>
-    </w:lvl>
-    <w:lvl w:ilvl="8">
-      <w:start w:val="1"/>
-      <w:numFmt w:val="decimal"/>
-      <w:lvlText w:val="%9."/>
-      <w:lvlJc w:val="left"/>
-      <w:pPr>
-        <w:ind w:left="6480" w:hanging="360"/>
-      </w:pPr>
-    </w:lvl>
-  </w:abstractNum>
   <w:num w:numId="1000">
     <w:abstractNumId w:val="990"/>
   </w:num>
   <w:num w:numId="1001">
-    <w:abstractNumId w:val="991"/>
-  </w:num>
-  <w:num w:numId="1002">
     <w:abstractNumId w:val="99411"/>
     <w:lvlOverride w:ilvl="0">
       <w:startOverride w:val="1"/>
@@ -61415,10 +61474,10 @@
       <w:startOverride w:val="1"/>
     </w:lvlOverride>
   </w:num>
-  <w:num w:numId="1003">
+  <w:num w:numId="1002">
     <w:abstractNumId w:val="991"/>
   </w:num>
-  <w:num w:numId="1004">
+  <w:num w:numId="1003">
     <w:abstractNumId w:val="99411"/>
     <w:lvlOverride w:ilvl="0">
       <w:startOverride w:val="1"/>

--- a/06-学生侧材料/讲义/3-物理化学/沉淀溶解平衡-超级充实版（自学完整）.docx
+++ b/06-学生侧材料/讲义/3-物理化学/沉淀溶解平衡-超级充实版（自学完整）.docx
@@ -1422,37 +1422,171 @@
         <w:rPr>
           <w:rFonts w:hint="eastAsia" w:ascii="Times New Roman" w:hAnsi="Times New Roman" w:eastAsia="Times New Roman" w:cs="Times New Roman"/>
         </w:rPr>
-        <w:t>AgCl——</w:t>
-      </w:r>
-      <w:r>
-        <w:rPr>
-          <w:rFonts w:hint="eastAsia" w:ascii="Times New Roman" w:hAnsi="Times New Roman" w:eastAsia="FangSong" w:cs="Times New Roman"/>
-        </w:rPr>
-        <w:t>相当于每</w:t>
-      </w:r>
-      <w:r>
-        <w:rPr>
-          <w:rFonts w:ascii="Times New Roman" w:hAnsi="Times New Roman" w:eastAsia="Times New Roman" w:cs="Times New Roman"/>
-        </w:rPr>
-        <w:t xml:space="preserve"> 10 </w:t>
-      </w:r>
-      <w:r>
-        <w:rPr>
-          <w:rFonts w:hint="eastAsia" w:ascii="Times New Roman" w:hAnsi="Times New Roman" w:eastAsia="FangSong" w:cs="Times New Roman"/>
-        </w:rPr>
-        <w:t xml:space="preserve">万升水里溶掉约</w:t>
-      </w:r>
-      <w:r>
-        <w:rPr>
-          <w:rFonts w:ascii="Times New Roman" w:hAnsi="Times New Roman" w:eastAsia="Times New Roman" w:cs="Times New Roman"/>
-        </w:rPr>
-        <w:t xml:space="preserve"> 1.9 </w:t>
-      </w:r>
-      <w:r>
-        <w:rPr>
-          <w:rFonts w:hint="eastAsia" w:ascii="Times New Roman" w:hAnsi="Times New Roman" w:eastAsia="Times New Roman" w:cs="Times New Roman"/>
-        </w:rPr>
-        <w:t>g。</w:t>
+        <w:t>AgCl，</w:t>
+      </w:r>
+      <w:r>
+        <w:rPr>
+          <w:rFonts w:hint="eastAsia" w:ascii="Times New Roman" w:hAnsi="Times New Roman" w:eastAsia="FangSong" w:cs="Times New Roman"/>
+        </w:rPr>
+        <w:t>换算成质量约</w:t>
+      </w:r>
+      <w:r>
+        <w:rPr>
+          <w:rFonts w:ascii="Times New Roman" w:hAnsi="Times New Roman" w:eastAsia="Times New Roman" w:cs="Times New Roman"/>
+        </w:rPr>
+        <w:t xml:space="preserve"> </w:t>
+      </w:r>
+      <m:oMath>
+        <m:oMathPr>
+          <m:ctrlPr>
+            <w:rPr>
+              <w:sz w:val="28"/>
+              <w:szCs w:val="28"/>
+            </w:rPr>
+          </m:ctrlPr>
+        </m:oMathPr>
+        <m:r>
+          <m:t>1.3</m:t>
+        </m:r>
+        <m:r>
+          <m:rPr>
+            <m:sty m:val="p"/>
+          </m:rPr>
+          <m:t>×</m:t>
+        </m:r>
+        <m:sSup>
+          <m:e>
+            <m:r>
+              <m:t>10</m:t>
+            </m:r>
+          </m:e>
+          <m:sup>
+            <m:r>
+              <m:rPr>
+                <m:sty m:val="p"/>
+              </m:rPr>
+              <m:t>−</m:t>
+            </m:r>
+            <m:r>
+              <m:t>5</m:t>
+            </m:r>
+          </m:sup>
+        </m:sSup>
+        <m:r>
+          <m:rPr>
+            <m:sty m:val="p"/>
+          </m:rPr>
+          <m:t>×</m:t>
+        </m:r>
+        <m:r>
+          <m:t>143.3</m:t>
+        </m:r>
+        <m:r>
+          <m:rPr>
+            <m:sty m:val="p"/>
+          </m:rPr>
+          <m:t>≈</m:t>
+        </m:r>
+        <m:r>
+          <m:t>1.9</m:t>
+        </m:r>
+        <m:r>
+          <m:rPr>
+            <m:sty m:val="p"/>
+          </m:rPr>
+          <m:t>×</m:t>
+        </m:r>
+        <m:sSup>
+          <m:e>
+            <m:r>
+              <m:t>10</m:t>
+            </m:r>
+          </m:e>
+          <m:sup>
+            <m:r>
+              <m:rPr>
+                <m:sty m:val="p"/>
+              </m:rPr>
+              <m:t>−</m:t>
+            </m:r>
+            <m:r>
+              <m:t>3</m:t>
+            </m:r>
+          </m:sup>
+        </m:sSup>
+        <m:r>
+          <m:t> </m:t>
+        </m:r>
+        <m:r>
+          <m:rPr>
+            <m:sty m:val="p"/>
+          </m:rPr>
+          <m:t>g</m:t>
+        </m:r>
+        <m:r>
+          <m:rPr>
+            <m:sty m:val="p"/>
+          </m:rPr>
+          <m:t>⋅</m:t>
+        </m:r>
+        <m:sSup>
+          <m:e>
+            <m:r>
+              <m:rPr>
+                <m:sty m:val="p"/>
+              </m:rPr>
+              <m:t>L</m:t>
+            </m:r>
+          </m:e>
+          <m:sup>
+            <m:r>
+              <m:rPr>
+                <m:sty m:val="p"/>
+              </m:rPr>
+              <m:t>−</m:t>
+            </m:r>
+            <m:r>
+              <m:rPr>
+                <m:sty m:val="p"/>
+              </m:rPr>
+              <m:t>1</m:t>
+            </m:r>
+          </m:sup>
+        </m:sSup>
+      </m:oMath>
+      <w:r>
+        <w:rPr>
+          <w:rFonts w:hint="eastAsia" w:ascii="Times New Roman" w:hAnsi="Times New Roman" w:eastAsia="Times New Roman" w:cs="Times New Roman"/>
+        </w:rPr>
+        <w:t>，</w:t>
+      </w:r>
+      <w:r>
+        <w:rPr>
+          <w:rFonts w:hint="eastAsia" w:ascii="Times New Roman" w:hAnsi="Times New Roman" w:eastAsia="FangSong" w:cs="Times New Roman"/>
+        </w:rPr>
+        <w:t>即</w:t>
+      </w:r>
+      <w:r>
+        <w:rPr>
+          <w:rFonts w:hint="eastAsia" w:ascii="Times New Roman" w:hAnsi="Times New Roman" w:eastAsia="FangSong" w:cs="Times New Roman"/>
+          <w:b/>
+          <w:bCs/>
+        </w:rPr>
+        <w:t xml:space="preserve">每升约</w:t>
+      </w:r>
+      <w:r>
+        <w:rPr>
+          <w:rFonts w:ascii="Times New Roman" w:hAnsi="Times New Roman" w:eastAsia="Times New Roman" w:cs="Times New Roman"/>
+          <w:b/>
+          <w:bCs/>
+        </w:rPr>
+        <w:t xml:space="preserve"> 1.9 mg</w:t>
+      </w:r>
+      <w:r>
+        <w:rPr>
+          <w:rFonts w:hint="eastAsia" w:ascii="Times New Roman" w:hAnsi="Times New Roman" w:eastAsia="Times New Roman" w:cs="Times New Roman"/>
+        </w:rPr>
+        <w:t>。</w:t>
       </w:r>
       <w:r>
         <w:rPr>
@@ -1464,7 +1598,7 @@
         <w:rPr>
           <w:rFonts w:hint="eastAsia" w:ascii="Times New Roman" w:hAnsi="Times New Roman" w:eastAsia="Times New Roman" w:cs="Times New Roman"/>
         </w:rPr>
-        <w:t>”</w:t>
+        <w:t>「</w:t>
       </w:r>
       <w:r>
         <w:rPr>
@@ -1476,7 +1610,7 @@
         <w:rPr>
           <w:rFonts w:hint="eastAsia" w:ascii="Times New Roman" w:hAnsi="Times New Roman" w:eastAsia="Times New Roman" w:cs="Times New Roman"/>
         </w:rPr>
-        <w:t>”</w:t>
+        <w:t>」</w:t>
       </w:r>
       <w:r>
         <w:rPr>
@@ -1500,7 +1634,7 @@
         <w:rPr>
           <w:rFonts w:hint="eastAsia" w:ascii="Times New Roman" w:hAnsi="Times New Roman" w:eastAsia="Times New Roman" w:cs="Times New Roman"/>
         </w:rPr>
-        <w:t>”</w:t>
+        <w:t>「</w:t>
       </w:r>
       <w:r>
         <w:rPr>
@@ -1512,7 +1646,7 @@
         <w:rPr>
           <w:rFonts w:hint="eastAsia" w:ascii="Times New Roman" w:hAnsi="Times New Roman" w:eastAsia="Times New Roman" w:cs="Times New Roman"/>
         </w:rPr>
-        <w:t>”</w:t>
+        <w:t>」</w:t>
       </w:r>
       <w:r>
         <w:rPr>
@@ -1553,7 +1687,137 @@
         <w:rPr>
           <w:rFonts w:ascii="Times New Roman" w:hAnsi="Times New Roman" w:eastAsia="Times New Roman" w:cs="Times New Roman"/>
         </w:rPr>
-        <w:t xml:space="preserve"> NaCl </w:t>
+        <w:t xml:space="preserve"> </w:t>
+      </w:r>
+      <w:r>
+        <w:rPr>
+          <w:rFonts w:hint="eastAsia" w:ascii="Times New Roman" w:hAnsi="Times New Roman" w:eastAsia="Times New Roman" w:cs="Times New Roman"/>
+        </w:rPr>
+        <w:t>NaCl，</w:t>
+      </w:r>
+      <w:r>
+        <w:rPr>
+          <w:rFonts w:hint="eastAsia" w:ascii="Times New Roman" w:hAnsi="Times New Roman" w:eastAsia="FangSong" w:cs="Times New Roman"/>
+        </w:rPr>
+        <w:t>使</w:t>
+      </w:r>
+      <w:r>
+        <w:rPr>
+          <w:rFonts w:ascii="Times New Roman" w:hAnsi="Times New Roman" w:eastAsia="Times New Roman" w:cs="Times New Roman"/>
+        </w:rPr>
+        <w:t xml:space="preserve"> </w:t>
+      </w:r>
+      <m:oMath>
+        <m:oMathPr>
+          <m:ctrlPr>
+            <w:rPr>
+              <w:sz w:val="28"/>
+              <w:szCs w:val="28"/>
+            </w:rPr>
+          </m:ctrlPr>
+        </m:oMathPr>
+        <m:r>
+          <m:rPr>
+            <m:sty m:val="p"/>
+          </m:rPr>
+          <m:t>[</m:t>
+        </m:r>
+        <m:r>
+          <m:rPr>
+            <m:sty m:val="p"/>
+          </m:rPr>
+          <m:t>C</m:t>
+        </m:r>
+        <m:sSup>
+          <m:e>
+            <m:r>
+              <m:rPr>
+                <m:sty m:val="p"/>
+              </m:rPr>
+              <m:t>l</m:t>
+            </m:r>
+          </m:e>
+          <m:sup>
+            <m:r>
+              <m:rPr>
+                <m:sty m:val="p"/>
+              </m:rPr>
+              <m:t>−</m:t>
+            </m:r>
+          </m:sup>
+        </m:sSup>
+        <m:r>
+          <m:rPr>
+            <m:sty m:val="p"/>
+          </m:rPr>
+          <m:t>]</m:t>
+        </m:r>
+        <m:r>
+          <m:rPr>
+            <m:sty m:val="p"/>
+          </m:rPr>
+          <m:t>=</m:t>
+        </m:r>
+        <m:r>
+          <m:t>1.0</m:t>
+        </m:r>
+        <m:r>
+          <m:t> </m:t>
+        </m:r>
+        <m:r>
+          <m:rPr>
+            <m:sty m:val="p"/>
+          </m:rPr>
+          <m:t>m</m:t>
+        </m:r>
+        <m:r>
+          <m:rPr>
+            <m:sty m:val="p"/>
+          </m:rPr>
+          <m:t>o</m:t>
+        </m:r>
+        <m:r>
+          <m:rPr>
+            <m:sty m:val="p"/>
+          </m:rPr>
+          <m:t>l</m:t>
+        </m:r>
+        <m:r>
+          <m:rPr>
+            <m:sty m:val="p"/>
+          </m:rPr>
+          <m:t>⋅</m:t>
+        </m:r>
+        <m:sSup>
+          <m:e>
+            <m:r>
+              <m:rPr>
+                <m:sty m:val="p"/>
+              </m:rPr>
+              <m:t>L</m:t>
+            </m:r>
+          </m:e>
+          <m:sup>
+            <m:r>
+              <m:rPr>
+                <m:sty m:val="p"/>
+              </m:rPr>
+              <m:t>−</m:t>
+            </m:r>
+            <m:r>
+              <m:rPr>
+                <m:sty m:val="p"/>
+              </m:rPr>
+              <m:t>1</m:t>
+            </m:r>
+          </m:sup>
+        </m:sSup>
+      </m:oMath>
+      <w:r>
+        <w:rPr>
+          <w:rFonts w:ascii="Times New Roman" w:hAnsi="Times New Roman" w:eastAsia="Times New Roman" w:cs="Times New Roman"/>
+        </w:rPr>
+        <w:t xml:space="preserve"> </w:t>
       </w:r>
       <w:r>
         <w:rPr>
@@ -5306,13 +5570,136 @@
         <w:rPr>
           <w:rFonts w:hint="eastAsia" w:ascii="Times New Roman" w:hAnsi="Times New Roman" w:eastAsia="FangSong" w:cs="Times New Roman"/>
         </w:rPr>
-        <w:t>中化学计量数如何同时影响指数与系数</w:t>
-      </w:r>
-      <w:r>
-        <w:rPr>
-          <w:rFonts w:hint="eastAsia" w:ascii="Times New Roman" w:hAnsi="Times New Roman" w:eastAsia="Times New Roman" w:cs="Times New Roman"/>
-        </w:rPr>
-        <w:t>。</w:t>
+        <w:t xml:space="preserve">中化学计量数如何变成</w:t>
+      </w:r>
+      <w:r>
+        <w:rPr>
+          <w:rFonts w:hint="eastAsia" w:ascii="Times New Roman" w:hAnsi="Times New Roman" w:eastAsia="FangSong" w:cs="Times New Roman"/>
+          <w:b/>
+          <w:bCs/>
+        </w:rPr>
+        <w:t xml:space="preserve">指数</w:t>
+      </w:r>
+      <w:r>
+        <w:rPr>
+          <w:rFonts w:hint="eastAsia" w:ascii="Times New Roman" w:hAnsi="Times New Roman" w:eastAsia="Times New Roman" w:cs="Times New Roman"/>
+        </w:rPr>
+        <w:t>；</w:t>
+      </w:r>
+      <w:r>
+        <w:rPr>
+          <w:rFonts w:hint="eastAsia" w:ascii="Times New Roman" w:hAnsi="Times New Roman" w:eastAsia="FangSong" w:cs="Times New Roman"/>
+        </w:rPr>
+        <w:t>而在</w:t>
+      </w:r>
+      <w:r>
+        <w:rPr>
+          <w:rFonts w:ascii="Times New Roman" w:hAnsi="Times New Roman" w:eastAsia="Times New Roman" w:cs="Times New Roman"/>
+        </w:rPr>
+        <w:t xml:space="preserve"> </w:t>
+      </w:r>
+      <w:r>
+        <w:rPr>
+          <w:rFonts w:hint="eastAsia" w:ascii="Times New Roman" w:hAnsi="Times New Roman" w:eastAsia="Times New Roman" w:cs="Times New Roman"/>
+        </w:rPr>
+        <w:t>§</w:t>
+      </w:r>
+      <w:r>
+        <w:rPr>
+          <w:rFonts w:hint="eastAsia" w:ascii="Times New Roman" w:hAnsi="Times New Roman" w:eastAsia="FangSong" w:cs="Times New Roman"/>
+        </w:rPr>
+        <w:t>三</w:t>
+      </w:r>
+      <w:r>
+        <w:rPr>
+          <w:rFonts w:ascii="Times New Roman" w:hAnsi="Times New Roman" w:eastAsia="Times New Roman" w:cs="Times New Roman"/>
+        </w:rPr>
+        <w:t xml:space="preserve"> </w:t>
+      </w:r>
+      <w:r>
+        <w:rPr>
+          <w:rFonts w:hint="eastAsia" w:ascii="Times New Roman" w:hAnsi="Times New Roman" w:eastAsia="FangSong" w:cs="Times New Roman"/>
+        </w:rPr>
+        <w:t>的溶解度换算里</w:t>
+      </w:r>
+      <w:r>
+        <w:rPr>
+          <w:rFonts w:hint="eastAsia" w:ascii="Times New Roman" w:hAnsi="Times New Roman" w:eastAsia="Times New Roman" w:cs="Times New Roman"/>
+        </w:rPr>
+        <w:t>，</w:t>
+      </w:r>
+      <w:r>
+        <w:rPr>
+          <w:rFonts w:hint="eastAsia" w:ascii="Times New Roman" w:hAnsi="Times New Roman" w:eastAsia="FangSong" w:cs="Times New Roman"/>
+        </w:rPr>
+        <w:t>它还会额外带来</w:t>
+      </w:r>
+      <w:r>
+        <w:rPr>
+          <w:rFonts w:hint="eastAsia" w:ascii="Times New Roman" w:hAnsi="Times New Roman" w:eastAsia="FangSong" w:cs="Times New Roman"/>
+          <w:b/>
+          <w:bCs/>
+        </w:rPr>
+        <w:t xml:space="preserve">系数</w:t>
+      </w:r>
+      <w:r>
+        <w:rPr>
+          <w:rFonts w:hint="eastAsia" w:ascii="Times New Roman" w:hAnsi="Times New Roman" w:eastAsia="Times New Roman" w:cs="Times New Roman"/>
+        </w:rPr>
+        <w:t>（</w:t>
+      </w:r>
+      <w:r>
+        <w:rPr>
+          <w:rFonts w:hint="eastAsia" w:ascii="Times New Roman" w:hAnsi="Times New Roman" w:eastAsia="FangSong" w:cs="Times New Roman"/>
+        </w:rPr>
+        <w:t>如</w:t>
+      </w:r>
+      <w:r>
+        <w:rPr>
+          <w:rFonts w:ascii="Times New Roman" w:hAnsi="Times New Roman" w:eastAsia="Times New Roman" w:cs="Times New Roman"/>
+        </w:rPr>
+        <w:t xml:space="preserve"> </w:t>
+      </w:r>
+      <m:oMath>
+        <m:r>
+          <m:t>4</m:t>
+        </m:r>
+        <m:sSup>
+          <m:e>
+            <m:r>
+              <m:t>s</m:t>
+            </m:r>
+          </m:e>
+          <m:sup>
+            <m:r>
+              <m:t>3</m:t>
+            </m:r>
+          </m:sup>
+        </m:sSup>
+      </m:oMath>
+      <w:r>
+        <w:rPr>
+          <w:rFonts w:ascii="Times New Roman" w:hAnsi="Times New Roman" w:eastAsia="Times New Roman" w:cs="Times New Roman"/>
+        </w:rPr>
+        <w:t xml:space="preserve"> </w:t>
+      </w:r>
+      <w:r>
+        <w:rPr>
+          <w:rFonts w:hint="eastAsia" w:ascii="Times New Roman" w:hAnsi="Times New Roman" w:eastAsia="FangSong" w:cs="Times New Roman"/>
+        </w:rPr>
+        <w:t xml:space="preserve">中的</w:t>
+      </w:r>
+      <w:r>
+        <w:rPr>
+          <w:rFonts w:ascii="Times New Roman" w:hAnsi="Times New Roman" w:eastAsia="Times New Roman" w:cs="Times New Roman"/>
+        </w:rPr>
+        <w:t xml:space="preserve"> </w:t>
+      </w:r>
+      <w:r>
+        <w:rPr>
+          <w:rFonts w:hint="eastAsia" w:ascii="Times New Roman" w:hAnsi="Times New Roman" w:eastAsia="Times New Roman" w:cs="Times New Roman"/>
+        </w:rPr>
+        <w:t xml:space="preserve">4）。</w:t>
       </w:r>
     </w:p>
     <w:p>
@@ -7229,13 +7616,13 @@
           <m:rPr>
             <m:sty m:val="p"/>
           </m:rPr>
-          <m:t>C</m:t>
-        </m:r>
-        <m:r>
-          <m:rPr>
-            <m:sty m:val="p"/>
-          </m:rPr>
-          <m:t>a</m:t>
+          <m:t>M</m:t>
+        </m:r>
+        <m:r>
+          <m:rPr>
+            <m:sty m:val="p"/>
+          </m:rPr>
+          <m:t>g</m:t>
         </m:r>
         <m:r>
           <m:rPr>
@@ -7437,13 +7824,13 @@
             <m:rPr>
               <m:sty m:val="p"/>
             </m:rPr>
-            <m:t>C</m:t>
-          </m:r>
-          <m:r>
-            <m:rPr>
-              <m:sty m:val="p"/>
-            </m:rPr>
-            <m:t>a</m:t>
+            <m:t>M</m:t>
+          </m:r>
+          <m:r>
+            <m:rPr>
+              <m:sty m:val="p"/>
+            </m:rPr>
+            <m:t>g</m:t>
           </m:r>
           <m:r>
             <m:rPr>
@@ -7509,7 +7896,7 @@
             <m:rPr>
               <m:sty m:val="p"/>
             </m:rPr>
-            <m:t>C</m:t>
+            <m:t>M</m:t>
           </m:r>
           <m:sSup>
             <m:e>
@@ -7517,7 +7904,7 @@
                 <m:rPr>
                   <m:sty m:val="p"/>
                 </m:rPr>
-                <m:t>a</m:t>
+                <m:t>g</m:t>
               </m:r>
             </m:e>
             <m:sup>
@@ -7629,13 +8016,13 @@
           <m:rPr>
             <m:sty m:val="p"/>
           </m:rPr>
-          <m:t>C</m:t>
-        </m:r>
-        <m:r>
-          <m:rPr>
-            <m:sty m:val="p"/>
-          </m:rPr>
-          <m:t>a</m:t>
+          <m:t>M</m:t>
+        </m:r>
+        <m:r>
+          <m:rPr>
+            <m:sty m:val="p"/>
+          </m:rPr>
+          <m:t>g</m:t>
         </m:r>
         <m:r>
           <m:rPr>
@@ -7703,7 +8090,7 @@
           <m:rPr>
             <m:sty m:val="p"/>
           </m:rPr>
-          <m:t>C</m:t>
+          <m:t>M</m:t>
         </m:r>
         <m:sSup>
           <m:e>
@@ -7711,7 +8098,7 @@
               <m:rPr>
                 <m:sty m:val="p"/>
               </m:rPr>
-              <m:t>a</m:t>
+              <m:t>g</m:t>
             </m:r>
           </m:e>
           <m:sup>
@@ -7818,7 +8205,7 @@
             <m:rPr>
               <m:sty m:val="p"/>
             </m:rPr>
-            <m:t>C</m:t>
+            <m:t>M</m:t>
           </m:r>
           <m:sSup>
             <m:e>
@@ -7826,7 +8213,7 @@
                 <m:rPr>
                   <m:sty m:val="p"/>
                 </m:rPr>
-                <m:t>a</m:t>
+                <m:t>g</m:t>
               </m:r>
             </m:e>
             <m:sup>
@@ -8043,7 +8430,7 @@
             <m:rPr>
               <m:sty m:val="p"/>
             </m:rPr>
-            <m:t>C</m:t>
+            <m:t>M</m:t>
           </m:r>
           <m:sSup>
             <m:e>
@@ -8051,7 +8438,7 @@
                 <m:rPr>
                   <m:sty m:val="p"/>
                 </m:rPr>
-                <m:t>a</m:t>
+                <m:t>g</m:t>
               </m:r>
             </m:e>
             <m:sup>
@@ -8651,13 +9038,13 @@
           <m:rPr>
             <m:sty m:val="p"/>
           </m:rPr>
-          <m:t>C</m:t>
-        </m:r>
-        <m:r>
-          <m:rPr>
-            <m:sty m:val="p"/>
-          </m:rPr>
-          <m:t>a</m:t>
+          <m:t>M</m:t>
+        </m:r>
+        <m:r>
+          <m:rPr>
+            <m:sty m:val="p"/>
+          </m:rPr>
+          <m:t>g</m:t>
         </m:r>
         <m:r>
           <m:rPr>
@@ -8706,19 +9093,37 @@
         <w:rPr>
           <w:rFonts w:hint="eastAsia" w:ascii="Times New Roman" w:hAnsi="Times New Roman" w:eastAsia="FangSong" w:cs="Times New Roman"/>
         </w:rPr>
-        <w:t>是强碱</w:t>
-      </w:r>
-      <w:r>
-        <w:rPr>
-          <w:rFonts w:hint="eastAsia" w:ascii="Times New Roman" w:hAnsi="Times New Roman" w:eastAsia="Times New Roman" w:cs="Times New Roman"/>
-        </w:rPr>
-        <w:t>、</w:t>
-      </w:r>
-      <w:r>
-        <w:rPr>
-          <w:rFonts w:hint="eastAsia" w:ascii="Times New Roman" w:hAnsi="Times New Roman" w:eastAsia="FangSong" w:cs="Times New Roman"/>
-        </w:rPr>
-        <w:t>其饱和溶液显明显碱性的实验事实一致</w:t>
+        <w:t>饱和溶液呈碱性</w:t>
+      </w:r>
+      <w:r>
+        <w:rPr>
+          <w:rFonts w:hint="eastAsia" w:ascii="Times New Roman" w:hAnsi="Times New Roman" w:eastAsia="Times New Roman" w:cs="Times New Roman"/>
+        </w:rPr>
+        <w:t>（</w:t>
+      </w:r>
+      <w:r>
+        <w:rPr>
+          <w:rFonts w:hint="eastAsia" w:ascii="Times New Roman" w:hAnsi="Times New Roman" w:eastAsia="FangSong" w:cs="Times New Roman"/>
+        </w:rPr>
+        <w:t>实测</w:t>
+      </w:r>
+      <w:r>
+        <w:rPr>
+          <w:rFonts w:ascii="Times New Roman" w:hAnsi="Times New Roman" w:eastAsia="Times New Roman" w:cs="Times New Roman"/>
+        </w:rPr>
+        <w:t xml:space="preserve"> pH ≈ </w:t>
+      </w:r>
+      <w:r>
+        <w:rPr>
+          <w:rFonts w:hint="eastAsia" w:ascii="Times New Roman" w:hAnsi="Times New Roman" w:eastAsia="Times New Roman" w:cs="Times New Roman"/>
+        </w:rPr>
+        <w:t>10.5）</w:t>
+      </w:r>
+      <w:r>
+        <w:rPr>
+          <w:rFonts w:hint="eastAsia" w:ascii="Times New Roman" w:hAnsi="Times New Roman" w:eastAsia="FangSong" w:cs="Times New Roman"/>
+        </w:rPr>
+        <w:t>相符</w:t>
       </w:r>
       <w:r>
         <w:rPr>
@@ -8730,13 +9135,327 @@
         <w:rPr>
           <w:rFonts w:hint="eastAsia" w:ascii="Times New Roman" w:hAnsi="Times New Roman" w:eastAsia="FangSong" w:cs="Times New Roman"/>
         </w:rPr>
-        <w:t>这也是检查答案是否合理的一个角度</w:t>
-      </w:r>
-      <w:r>
-        <w:rPr>
-          <w:rFonts w:hint="eastAsia" w:ascii="Times New Roman" w:hAnsi="Times New Roman" w:eastAsia="Times New Roman" w:cs="Times New Roman"/>
-        </w:rPr>
-        <w:t>。</w:t>
+        <w:t>这也是检验答案是否合理的一个角度</w:t>
+      </w:r>
+      <w:r>
+        <w:rPr>
+          <w:rFonts w:hint="eastAsia" w:ascii="Times New Roman" w:hAnsi="Times New Roman" w:eastAsia="Times New Roman" w:cs="Times New Roman"/>
+        </w:rPr>
+        <w:t>。（</w:t>
+      </w:r>
+      <w:r>
+        <w:rPr>
+          <w:rFonts w:hint="eastAsia" w:ascii="Times New Roman" w:hAnsi="Times New Roman" w:eastAsia="FangSong" w:cs="Times New Roman"/>
+        </w:rPr>
+        <w:t>对照</w:t>
+      </w:r>
+      <w:r>
+        <w:rPr>
+          <w:rFonts w:hint="eastAsia" w:ascii="Times New Roman" w:hAnsi="Times New Roman" w:eastAsia="Times New Roman" w:cs="Times New Roman"/>
+        </w:rPr>
+        <w:t>：</w:t>
+      </w:r>
+      <m:oMath>
+        <m:oMathPr>
+          <m:ctrlPr>
+            <w:rPr>
+              <w:sz w:val="28"/>
+              <w:szCs w:val="28"/>
+            </w:rPr>
+          </m:ctrlPr>
+        </m:oMathPr>
+        <m:r>
+          <m:rPr>
+            <m:sty m:val="p"/>
+          </m:rPr>
+          <m:t>C</m:t>
+        </m:r>
+        <m:r>
+          <m:rPr>
+            <m:sty m:val="p"/>
+          </m:rPr>
+          <m:t>a</m:t>
+        </m:r>
+        <m:r>
+          <m:rPr>
+            <m:sty m:val="p"/>
+          </m:rPr>
+          <m:t>(</m:t>
+        </m:r>
+        <m:r>
+          <m:rPr>
+            <m:sty m:val="p"/>
+          </m:rPr>
+          <m:t>O</m:t>
+        </m:r>
+        <m:r>
+          <m:rPr>
+            <m:sty m:val="p"/>
+          </m:rPr>
+          <m:t>H</m:t>
+        </m:r>
+        <m:sSub>
+          <m:e>
+            <m:r>
+              <m:rPr>
+                <m:sty m:val="p"/>
+              </m:rPr>
+              <m:t>)</m:t>
+            </m:r>
+          </m:e>
+          <m:sub>
+            <m:r>
+              <m:rPr>
+                <m:sty m:val="p"/>
+              </m:rPr>
+              <m:t>2</m:t>
+            </m:r>
+          </m:sub>
+        </m:sSub>
+      </m:oMath>
+      <w:r>
+        <w:rPr>
+          <w:rFonts w:ascii="Times New Roman" w:hAnsi="Times New Roman" w:eastAsia="Times New Roman" w:cs="Times New Roman"/>
+        </w:rPr>
+        <w:t xml:space="preserve"> </w:t>
+      </w:r>
+      <w:r>
+        <w:rPr>
+          <w:rFonts w:hint="eastAsia" w:ascii="Times New Roman" w:hAnsi="Times New Roman" w:eastAsia="FangSong" w:cs="Times New Roman"/>
+        </w:rPr>
+        <w:t xml:space="preserve">的</w:t>
+      </w:r>
+      <w:r>
+        <w:rPr>
+          <w:rFonts w:ascii="Times New Roman" w:hAnsi="Times New Roman" w:eastAsia="Times New Roman" w:cs="Times New Roman"/>
+        </w:rPr>
+        <w:t xml:space="preserve"> </w:t>
+      </w:r>
+      <m:oMath>
+        <m:sSub>
+          <m:e>
+            <m:r>
+              <m:t>K</m:t>
+            </m:r>
+          </m:e>
+          <m:sub>
+            <m:r>
+              <m:rPr>
+                <m:sty m:val="p"/>
+              </m:rPr>
+              <m:t>s</m:t>
+            </m:r>
+            <m:r>
+              <m:rPr>
+                <m:sty m:val="p"/>
+              </m:rPr>
+              <m:t>p</m:t>
+            </m:r>
+          </m:sub>
+        </m:sSub>
+      </m:oMath>
+      <w:r>
+        <w:rPr>
+          <w:rFonts w:ascii="Times New Roman" w:hAnsi="Times New Roman" w:eastAsia="Times New Roman" w:cs="Times New Roman"/>
+        </w:rPr>
+        <w:t xml:space="preserve"> </w:t>
+      </w:r>
+      <w:r>
+        <w:rPr>
+          <w:rFonts w:hint="eastAsia" w:ascii="Times New Roman" w:hAnsi="Times New Roman" w:eastAsia="FangSong" w:cs="Times New Roman"/>
+        </w:rPr>
+        <w:t xml:space="preserve">约</w:t>
+      </w:r>
+      <w:r>
+        <w:rPr>
+          <w:rFonts w:ascii="Times New Roman" w:hAnsi="Times New Roman" w:eastAsia="Times New Roman" w:cs="Times New Roman"/>
+        </w:rPr>
+        <w:t xml:space="preserve"> </w:t>
+      </w:r>
+      <m:oMath>
+        <m:oMathPr>
+          <m:ctrlPr>
+            <w:rPr>
+              <w:sz w:val="28"/>
+              <w:szCs w:val="28"/>
+            </w:rPr>
+          </m:ctrlPr>
+        </m:oMathPr>
+        <m:r>
+          <m:t>5.5</m:t>
+        </m:r>
+        <m:r>
+          <m:rPr>
+            <m:sty m:val="p"/>
+          </m:rPr>
+          <m:t>×</m:t>
+        </m:r>
+        <m:sSup>
+          <m:e>
+            <m:r>
+              <m:t>10</m:t>
+            </m:r>
+          </m:e>
+          <m:sup>
+            <m:r>
+              <m:rPr>
+                <m:sty m:val="p"/>
+              </m:rPr>
+              <m:t>−</m:t>
+            </m:r>
+            <m:r>
+              <m:t>6</m:t>
+            </m:r>
+          </m:sup>
+        </m:sSup>
+      </m:oMath>
+      <w:r>
+        <w:rPr>
+          <w:rFonts w:hint="eastAsia" w:ascii="Times New Roman" w:hAnsi="Times New Roman" w:eastAsia="Times New Roman" w:cs="Times New Roman"/>
+        </w:rPr>
+        <w:t>，</w:t>
+      </w:r>
+      <w:r>
+        <w:rPr>
+          <w:rFonts w:hint="eastAsia" w:ascii="Times New Roman" w:hAnsi="Times New Roman" w:eastAsia="FangSong" w:cs="Times New Roman"/>
+        </w:rPr>
+        <w:t>比</w:t>
+      </w:r>
+      <w:r>
+        <w:rPr>
+          <w:rFonts w:ascii="Times New Roman" w:hAnsi="Times New Roman" w:eastAsia="Times New Roman" w:cs="Times New Roman"/>
+        </w:rPr>
+        <w:t xml:space="preserve"> </w:t>
+      </w:r>
+      <m:oMath>
+        <m:oMathPr>
+          <m:ctrlPr>
+            <w:rPr>
+              <w:sz w:val="28"/>
+              <w:szCs w:val="28"/>
+            </w:rPr>
+          </m:ctrlPr>
+        </m:oMathPr>
+        <m:r>
+          <m:rPr>
+            <m:sty m:val="p"/>
+          </m:rPr>
+          <m:t>M</m:t>
+        </m:r>
+        <m:r>
+          <m:rPr>
+            <m:sty m:val="p"/>
+          </m:rPr>
+          <m:t>g</m:t>
+        </m:r>
+        <m:r>
+          <m:rPr>
+            <m:sty m:val="p"/>
+          </m:rPr>
+          <m:t>(</m:t>
+        </m:r>
+        <m:r>
+          <m:rPr>
+            <m:sty m:val="p"/>
+          </m:rPr>
+          <m:t>O</m:t>
+        </m:r>
+        <m:r>
+          <m:rPr>
+            <m:sty m:val="p"/>
+          </m:rPr>
+          <m:t>H</m:t>
+        </m:r>
+        <m:sSub>
+          <m:e>
+            <m:r>
+              <m:rPr>
+                <m:sty m:val="p"/>
+              </m:rPr>
+              <m:t>)</m:t>
+            </m:r>
+          </m:e>
+          <m:sub>
+            <m:r>
+              <m:rPr>
+                <m:sty m:val="p"/>
+              </m:rPr>
+              <m:t>2</m:t>
+            </m:r>
+          </m:sub>
+        </m:sSub>
+      </m:oMath>
+      <w:r>
+        <w:rPr>
+          <w:rFonts w:ascii="Times New Roman" w:hAnsi="Times New Roman" w:eastAsia="Times New Roman" w:cs="Times New Roman"/>
+        </w:rPr>
+        <w:t xml:space="preserve"> </w:t>
+      </w:r>
+      <w:r>
+        <w:rPr>
+          <w:rFonts w:hint="eastAsia" w:ascii="Times New Roman" w:hAnsi="Times New Roman" w:eastAsia="FangSong" w:cs="Times New Roman"/>
+        </w:rPr>
+        <w:t xml:space="preserve">大</w:t>
+      </w:r>
+      <w:r>
+        <w:rPr>
+          <w:rFonts w:ascii="Times New Roman" w:hAnsi="Times New Roman" w:eastAsia="Times New Roman" w:cs="Times New Roman"/>
+        </w:rPr>
+        <w:t xml:space="preserve"> 6 </w:t>
+      </w:r>
+      <w:r>
+        <w:rPr>
+          <w:rFonts w:hint="eastAsia" w:ascii="Times New Roman" w:hAnsi="Times New Roman" w:eastAsia="FangSong" w:cs="Times New Roman"/>
+        </w:rPr>
+        <w:t>个数量级</w:t>
+      </w:r>
+      <w:r>
+        <w:rPr>
+          <w:rFonts w:hint="eastAsia" w:ascii="Times New Roman" w:hAnsi="Times New Roman" w:eastAsia="Times New Roman" w:cs="Times New Roman"/>
+        </w:rPr>
+        <w:t>，</w:t>
+      </w:r>
+      <w:r>
+        <w:rPr>
+          <w:rFonts w:hint="eastAsia" w:ascii="Times New Roman" w:hAnsi="Times New Roman" w:eastAsia="FangSong" w:cs="Times New Roman"/>
+        </w:rPr>
+        <w:t>饱和石灰水的</w:t>
+      </w:r>
+      <w:r>
+        <w:rPr>
+          <w:rFonts w:ascii="Times New Roman" w:hAnsi="Times New Roman" w:eastAsia="Times New Roman" w:cs="Times New Roman"/>
+        </w:rPr>
+        <w:t xml:space="preserve"> pH </w:t>
+      </w:r>
+      <w:r>
+        <w:rPr>
+          <w:rFonts w:hint="eastAsia" w:ascii="Times New Roman" w:hAnsi="Times New Roman" w:eastAsia="FangSong" w:cs="Times New Roman"/>
+        </w:rPr>
+        <w:t xml:space="preserve">约</w:t>
+      </w:r>
+      <w:r>
+        <w:rPr>
+          <w:rFonts w:ascii="Times New Roman" w:hAnsi="Times New Roman" w:eastAsia="Times New Roman" w:cs="Times New Roman"/>
+        </w:rPr>
+        <w:t xml:space="preserve"> </w:t>
+      </w:r>
+      <w:r>
+        <w:rPr>
+          <w:rFonts w:hint="eastAsia" w:ascii="Times New Roman" w:hAnsi="Times New Roman" w:eastAsia="Times New Roman" w:cs="Times New Roman"/>
+        </w:rPr>
+        <w:t>12.4，</w:t>
+      </w:r>
+      <w:r>
+        <w:rPr>
+          <w:rFonts w:hint="eastAsia" w:ascii="Times New Roman" w:hAnsi="Times New Roman" w:eastAsia="FangSong" w:cs="Times New Roman"/>
+        </w:rPr>
+        <w:t>切勿把两者的数值混用</w:t>
+      </w:r>
+      <w:r>
+        <w:rPr>
+          <w:rFonts w:hint="eastAsia" w:ascii="Times New Roman" w:hAnsi="Times New Roman" w:eastAsia="Times New Roman" w:cs="Times New Roman"/>
+        </w:rPr>
+        <w:t>。）</w:t>
       </w:r>
     </w:p>
     <w:p>
@@ -49815,7 +50534,7 @@
         <w:rPr>
           <w:rFonts w:hint="eastAsia" w:ascii="Times New Roman" w:hAnsi="Times New Roman" w:eastAsia="FangSong" w:cs="Times New Roman"/>
         </w:rPr>
-        <w:t>若</w:t>
+        <w:t>设</w:t>
       </w:r>
       <w:r>
         <w:rPr>
@@ -49897,19 +50616,7 @@
         <w:rPr>
           <w:rFonts w:hint="eastAsia" w:ascii="Times New Roman" w:hAnsi="Times New Roman" w:eastAsia="FangSong" w:cs="Times New Roman"/>
         </w:rPr>
-        <w:t>氨水完全反应</w:t>
-      </w:r>
-      <w:r>
-        <w:rPr>
-          <w:rFonts w:hint="eastAsia" w:ascii="Times New Roman" w:hAnsi="Times New Roman" w:eastAsia="Times New Roman" w:cs="Times New Roman"/>
-        </w:rPr>
-        <w:t>（</w:t>
-      </w:r>
-      <w:r>
-        <w:rPr>
-          <w:rFonts w:hint="eastAsia" w:ascii="Times New Roman" w:hAnsi="Times New Roman" w:eastAsia="FangSong" w:cs="Times New Roman"/>
-        </w:rPr>
-        <w:t>生成</w:t>
+        <w:t xml:space="preserve">氨水中生成</w:t>
       </w:r>
       <w:r>
         <w:rPr>
@@ -50082,13 +50789,13 @@
         <w:rPr>
           <w:rFonts w:hint="eastAsia" w:ascii="Times New Roman" w:hAnsi="Times New Roman" w:eastAsia="Times New Roman" w:cs="Times New Roman"/>
         </w:rPr>
-        <w:t>），</w:t>
-      </w:r>
-      <w:r>
-        <w:rPr>
-          <w:rFonts w:hint="eastAsia" w:ascii="Times New Roman" w:hAnsi="Times New Roman" w:eastAsia="FangSong" w:cs="Times New Roman"/>
-        </w:rPr>
-        <w:t>则</w:t>
+        <w:t>、</w:t>
+      </w:r>
+      <w:r>
+        <w:rPr>
+          <w:rFonts w:hint="eastAsia" w:ascii="Times New Roman" w:hAnsi="Times New Roman" w:eastAsia="FangSong" w:cs="Times New Roman"/>
+        </w:rPr>
+        <w:t>剩余</w:t>
       </w:r>
       <w:r>
         <w:rPr>
@@ -50105,29 +50812,47 @@
             </w:rPr>
           </m:ctrlPr>
         </m:oMathPr>
-        <m:sSup>
+        <m:r>
+          <m:rPr>
+            <m:sty m:val="p"/>
+          </m:rPr>
+          <m:t>[</m:t>
+        </m:r>
+        <m:r>
+          <m:rPr>
+            <m:sty m:val="p"/>
+          </m:rPr>
+          <m:t>N</m:t>
+        </m:r>
+        <m:sSub>
           <m:e>
             <m:r>
-              <m:t>s</m:t>
+              <m:rPr>
+                <m:sty m:val="p"/>
+              </m:rPr>
+              <m:t>H</m:t>
             </m:r>
           </m:e>
-          <m:sup>
-            <m:r>
-              <m:t>2</m:t>
-            </m:r>
-          </m:sup>
-        </m:sSup>
-        <m:r>
-          <m:rPr>
-            <m:sty m:val="p"/>
-          </m:rPr>
-          <m:t>/</m:t>
-        </m:r>
-        <m:r>
-          <m:rPr>
-            <m:sty m:val="p"/>
-          </m:rPr>
-          <m:t>(</m:t>
+          <m:sub>
+            <m:r>
+              <m:rPr>
+                <m:sty m:val="p"/>
+              </m:rPr>
+              <m:t>3</m:t>
+            </m:r>
+          </m:sub>
+        </m:sSub>
+        <m:r>
+          <m:rPr>
+            <m:sty m:val="p"/>
+          </m:rPr>
+          <m:t>]</m:t>
+        </m:r>
+        <m:r>
+          <m:rPr>
+            <m:sty m:val="p"/>
+          </m:rPr>
+          <m:t>=</m:t>
         </m:r>
         <m:r>
           <m:t>1.0</m:t>
@@ -50144,30 +50869,6 @@
         <m:r>
           <m:t>s</m:t>
         </m:r>
-        <m:sSup>
-          <m:e>
-            <m:r>
-              <m:rPr>
-                <m:sty m:val="p"/>
-              </m:rPr>
-              <m:t>)</m:t>
-            </m:r>
-          </m:e>
-          <m:sup>
-            <m:r>
-              <m:t>2</m:t>
-            </m:r>
-          </m:sup>
-        </m:sSup>
-        <m:r>
-          <m:rPr>
-            <m:sty m:val="p"/>
-          </m:rPr>
-          <m:t>≈</m:t>
-        </m:r>
-        <m:r>
-          <m:t>K</m:t>
-        </m:r>
       </m:oMath>
       <w:r>
         <w:rPr>
@@ -50179,7 +50880,7 @@
         <w:rPr>
           <w:rFonts w:hint="eastAsia" w:ascii="Times New Roman" w:hAnsi="Times New Roman" w:eastAsia="FangSong" w:cs="Times New Roman"/>
         </w:rPr>
-        <w:t>解得</w:t>
+        <w:t>则</w:t>
       </w:r>
       <w:r>
         <w:rPr>
@@ -50197,16 +50898,183 @@
           </m:ctrlPr>
         </m:oMathPr>
         <m:r>
+          <m:rPr>
+            <m:sty m:val="p"/>
+          </m:rPr>
+          <m:t>(</m:t>
+        </m:r>
+        <m:r>
           <m:t>s</m:t>
         </m:r>
         <m:r>
           <m:rPr>
             <m:sty m:val="p"/>
           </m:rPr>
+          <m:t>/</m:t>
+        </m:r>
+        <m:r>
+          <m:rPr>
+            <m:sty m:val="p"/>
+          </m:rPr>
+          <m:t>(</m:t>
+        </m:r>
+        <m:r>
+          <m:t>1.0</m:t>
+        </m:r>
+        <m:r>
+          <m:rPr>
+            <m:sty m:val="p"/>
+          </m:rPr>
+          <m:t>−</m:t>
+        </m:r>
+        <m:r>
+          <m:t>2</m:t>
+        </m:r>
+        <m:r>
+          <m:t>s</m:t>
+        </m:r>
+        <m:r>
+          <m:rPr>
+            <m:sty m:val="p"/>
+          </m:rPr>
+          <m:t>)</m:t>
+        </m:r>
+        <m:sSup>
+          <m:e>
+            <m:r>
+              <m:rPr>
+                <m:sty m:val="p"/>
+              </m:rPr>
+              <m:t>)</m:t>
+            </m:r>
+          </m:e>
+          <m:sup>
+            <m:r>
+              <m:t>2</m:t>
+            </m:r>
+          </m:sup>
+        </m:sSup>
+        <m:r>
+          <m:rPr>
+            <m:sty m:val="p"/>
+          </m:rPr>
+          <m:t>=</m:t>
+        </m:r>
+        <m:r>
+          <m:t>K</m:t>
+        </m:r>
+      </m:oMath>
+      <w:r>
+        <w:rPr>
+          <w:rFonts w:hint="eastAsia" w:ascii="Times New Roman" w:hAnsi="Times New Roman" w:eastAsia="Times New Roman" w:cs="Times New Roman"/>
+        </w:rPr>
+        <w:t>，</w:t>
+      </w:r>
+      <w:r>
+        <w:rPr>
+          <w:rFonts w:hint="eastAsia" w:ascii="Times New Roman" w:hAnsi="Times New Roman" w:eastAsia="FangSong" w:cs="Times New Roman"/>
+        </w:rPr>
+        <w:t>开方得</w:t>
+      </w:r>
+      <w:r>
+        <w:rPr>
+          <w:rFonts w:ascii="Times New Roman" w:hAnsi="Times New Roman" w:eastAsia="Times New Roman" w:cs="Times New Roman"/>
+        </w:rPr>
+        <w:t xml:space="preserve"> </w:t>
+      </w:r>
+      <m:oMath>
+        <m:oMathPr>
+          <m:ctrlPr>
+            <w:rPr>
+              <w:sz w:val="28"/>
+              <w:szCs w:val="28"/>
+            </w:rPr>
+          </m:ctrlPr>
+        </m:oMathPr>
+        <m:r>
+          <m:t>s</m:t>
+        </m:r>
+        <m:r>
+          <m:rPr>
+            <m:sty m:val="p"/>
+          </m:rPr>
+          <m:t>/</m:t>
+        </m:r>
+        <m:r>
+          <m:rPr>
+            <m:sty m:val="p"/>
+          </m:rPr>
+          <m:t>(</m:t>
+        </m:r>
+        <m:r>
+          <m:t>1.0</m:t>
+        </m:r>
+        <m:r>
+          <m:rPr>
+            <m:sty m:val="p"/>
+          </m:rPr>
+          <m:t>−</m:t>
+        </m:r>
+        <m:r>
+          <m:t>2</m:t>
+        </m:r>
+        <m:r>
+          <m:t>s</m:t>
+        </m:r>
+        <m:r>
+          <m:rPr>
+            <m:sty m:val="p"/>
+          </m:rPr>
+          <m:t>)</m:t>
+        </m:r>
+        <m:r>
+          <m:rPr>
+            <m:sty m:val="p"/>
+          </m:rPr>
+          <m:t>=</m:t>
+        </m:r>
+        <m:r>
+          <m:t>0.045</m:t>
+        </m:r>
+      </m:oMath>
+      <w:r>
+        <w:rPr>
+          <w:rFonts w:hint="eastAsia" w:ascii="Times New Roman" w:hAnsi="Times New Roman" w:eastAsia="Times New Roman" w:cs="Times New Roman"/>
+        </w:rPr>
+        <w:t>，</w:t>
+      </w:r>
+      <w:r>
+        <w:rPr>
+          <w:rFonts w:hint="eastAsia" w:ascii="Times New Roman" w:hAnsi="Times New Roman" w:eastAsia="FangSong" w:cs="Times New Roman"/>
+        </w:rPr>
+        <w:t>解得</w:t>
+      </w:r>
+      <w:r>
+        <w:rPr>
+          <w:rFonts w:ascii="Times New Roman" w:hAnsi="Times New Roman" w:eastAsia="Times New Roman" w:cs="Times New Roman"/>
+        </w:rPr>
+        <w:t xml:space="preserve"> </w:t>
+      </w:r>
+      <m:oMath>
+        <m:oMathPr>
+          <m:ctrlPr>
+            <w:rPr>
+              <w:sz w:val="28"/>
+              <w:szCs w:val="28"/>
+            </w:rPr>
+          </m:ctrlPr>
+        </m:oMathPr>
+        <m:r>
+          <m:t>s</m:t>
+        </m:r>
+        <m:r>
+          <m:rPr>
+            <m:sty m:val="p"/>
+          </m:rPr>
           <m:t>≈</m:t>
         </m:r>
         <m:r>
-          <m:t>0.045</m:t>
+          <m:t>0.041</m:t>
         </m:r>
         <m:r>
           <m:t> </m:t>
@@ -50264,7 +51132,63 @@
         <w:rPr>
           <w:rFonts w:hint="eastAsia" w:ascii="Times New Roman" w:hAnsi="Times New Roman" w:eastAsia="Times New Roman" w:cs="Times New Roman"/>
         </w:rPr>
-        <w:t>。</w:t>
+        <w:t>（</w:t>
+      </w:r>
+      <w:r>
+        <w:rPr>
+          <w:rFonts w:hint="eastAsia" w:ascii="Times New Roman" w:hAnsi="Times New Roman" w:eastAsia="FangSong" w:cs="Times New Roman"/>
+        </w:rPr>
+        <w:t>若再忽略分母中的</w:t>
+      </w:r>
+      <w:r>
+        <w:rPr>
+          <w:rFonts w:ascii="Times New Roman" w:hAnsi="Times New Roman" w:eastAsia="Times New Roman" w:cs="Times New Roman"/>
+        </w:rPr>
+        <w:t xml:space="preserve"> </w:t>
+      </w:r>
+      <m:oMath>
+        <m:r>
+          <m:t>2</m:t>
+        </m:r>
+        <m:r>
+          <m:t>s</m:t>
+        </m:r>
+      </m:oMath>
+      <w:r>
+        <w:rPr>
+          <w:rFonts w:ascii="Times New Roman" w:hAnsi="Times New Roman" w:eastAsia="Times New Roman" w:cs="Times New Roman"/>
+        </w:rPr>
+        <w:t xml:space="preserve"> </w:t>
+      </w:r>
+      <w:r>
+        <w:rPr>
+          <w:rFonts w:hint="eastAsia" w:ascii="Times New Roman" w:hAnsi="Times New Roman" w:eastAsia="FangSong" w:cs="Times New Roman"/>
+        </w:rPr>
+        <w:t xml:space="preserve">则得</w:t>
+      </w:r>
+      <w:r>
+        <w:rPr>
+          <w:rFonts w:ascii="Times New Roman" w:hAnsi="Times New Roman" w:eastAsia="Times New Roman" w:cs="Times New Roman"/>
+        </w:rPr>
+        <w:t xml:space="preserve"> </w:t>
+      </w:r>
+      <w:r>
+        <w:rPr>
+          <w:rFonts w:hint="eastAsia" w:ascii="Times New Roman" w:hAnsi="Times New Roman" w:eastAsia="Times New Roman" w:cs="Times New Roman"/>
+        </w:rPr>
+        <w:t>0.045，</w:t>
+      </w:r>
+      <w:r>
+        <w:rPr>
+          <w:rFonts w:hint="eastAsia" w:ascii="Times New Roman" w:hAnsi="Times New Roman" w:eastAsia="FangSong" w:cs="Times New Roman"/>
+        </w:rPr>
+        <w:t>二者同量级</w:t>
+      </w:r>
+      <w:r>
+        <w:rPr>
+          <w:rFonts w:hint="eastAsia" w:ascii="Times New Roman" w:hAnsi="Times New Roman" w:eastAsia="Times New Roman" w:cs="Times New Roman"/>
+        </w:rPr>
+        <w:t>）。</w:t>
       </w:r>
       <w:r>
         <w:rPr>
@@ -50301,7 +51225,7 @@
         <w:rPr>
           <w:rFonts w:ascii="Times New Roman" w:hAnsi="Times New Roman" w:eastAsia="Times New Roman" w:cs="Times New Roman"/>
         </w:rPr>
-        <w:t xml:space="preserve"> 0.045 mol </w:t>
+        <w:t xml:space="preserve"> 0.041 mol </w:t>
       </w:r>
       <w:r>
         <w:rPr>
@@ -50319,7 +51243,7 @@
         <w:rPr>
           <w:rFonts w:ascii="Times New Roman" w:hAnsi="Times New Roman" w:eastAsia="Times New Roman" w:cs="Times New Roman"/>
         </w:rPr>
-        <w:t xml:space="preserve"> 6.4 </w:t>
+        <w:t xml:space="preserve"> 5.9 </w:t>
       </w:r>
       <w:r>
         <w:rPr>
@@ -53774,9 +54698,139 @@
       </w:pPr>
       <w:r>
         <w:rPr>
-          <w:rFonts w:hint="eastAsia" w:ascii="Times New Roman" w:hAnsi="Times New Roman" w:eastAsia="FangSong" w:cs="Times New Roman"/>
-        </w:rPr>
-        <w:t xml:space="preserve">若初始</w:t>
+          <w:rFonts w:hint="eastAsia" w:ascii="Times New Roman" w:hAnsi="Times New Roman" w:eastAsia="Times New Roman" w:cs="Times New Roman"/>
+          <w:b/>
+          <w:bCs/>
+        </w:rPr>
+        <w:t>「</w:t>
+      </w:r>
+      <w:r>
+        <w:rPr>
+          <w:rFonts w:hint="eastAsia" w:ascii="Times New Roman" w:hAnsi="Times New Roman" w:eastAsia="FangSong" w:cs="Times New Roman"/>
+          <w:b/>
+          <w:bCs/>
+        </w:rPr>
+        <w:t>转化率</w:t>
+      </w:r>
+      <w:r>
+        <w:rPr>
+          <w:rFonts w:hint="eastAsia" w:ascii="Times New Roman" w:hAnsi="Times New Roman" w:eastAsia="Times New Roman" w:cs="Times New Roman"/>
+          <w:b/>
+          <w:bCs/>
+        </w:rPr>
+        <w:t>」</w:t>
+      </w:r>
+      <w:r>
+        <w:rPr>
+          <w:rFonts w:hint="eastAsia" w:ascii="Times New Roman" w:hAnsi="Times New Roman" w:eastAsia="FangSong" w:cs="Times New Roman"/>
+          <w:b/>
+          <w:bCs/>
+        </w:rPr>
+        <w:t>要看谁被限量</w:t>
+      </w:r>
+      <w:r>
+        <w:rPr>
+          <w:rFonts w:hint="eastAsia" w:ascii="Times New Roman" w:hAnsi="Times New Roman" w:eastAsia="Times New Roman" w:cs="Times New Roman"/>
+        </w:rPr>
+        <w:t>：</w:t>
+      </w:r>
+      <w:r>
+        <w:rPr>
+          <w:rFonts w:hint="eastAsia" w:ascii="Times New Roman" w:hAnsi="Times New Roman" w:eastAsia="FangSong" w:cs="Times New Roman"/>
+        </w:rPr>
+        <w:t>上式的</w:t>
+      </w:r>
+      <w:r>
+        <w:rPr>
+          <w:rFonts w:ascii="Times New Roman" w:hAnsi="Times New Roman" w:eastAsia="Times New Roman" w:cs="Times New Roman"/>
+        </w:rPr>
+        <w:t xml:space="preserve"> 4.0% </w:t>
+      </w:r>
+      <w:r>
+        <w:rPr>
+          <w:rFonts w:hint="eastAsia" w:ascii="Times New Roman" w:hAnsi="Times New Roman" w:eastAsia="FangSong" w:cs="Times New Roman"/>
+        </w:rPr>
+        <w:t xml:space="preserve">是</w:t>
+      </w:r>
+      <w:r>
+        <w:rPr>
+          <w:rFonts w:ascii="Times New Roman" w:hAnsi="Times New Roman" w:eastAsia="Times New Roman" w:cs="Times New Roman"/>
+        </w:rPr>
+        <w:t xml:space="preserve"> </w:t>
+      </w:r>
+      <m:oMath>
+        <m:r>
+          <m:rPr>
+            <m:sty m:val="p"/>
+          </m:rPr>
+          <m:t>C</m:t>
+        </m:r>
+        <m:sSubSup>
+          <m:e>
+            <m:r>
+              <m:rPr>
+                <m:sty m:val="p"/>
+              </m:rPr>
+              <m:t>O</m:t>
+            </m:r>
+          </m:e>
+          <m:sub>
+            <m:r>
+              <m:rPr>
+                <m:sty m:val="p"/>
+              </m:rPr>
+              <m:t>3</m:t>
+            </m:r>
+          </m:sub>
+          <m:sup>
+            <m:r>
+              <m:rPr>
+                <m:sty m:val="p"/>
+              </m:rPr>
+              <m:t>2</m:t>
+            </m:r>
+            <m:r>
+              <m:rPr>
+                <m:sty m:val="p"/>
+              </m:rPr>
+              <m:t>−</m:t>
+            </m:r>
+          </m:sup>
+        </m:sSubSup>
+      </m:oMath>
+      <w:r>
+        <w:rPr>
+          <w:rFonts w:ascii="Times New Roman" w:hAnsi="Times New Roman" w:eastAsia="Times New Roman" w:cs="Times New Roman"/>
+          <w:b/>
+          <w:bCs/>
+        </w:rPr>
+        <w:t xml:space="preserve"> </w:t>
+      </w:r>
+      <w:r>
+        <w:rPr>
+          <w:rFonts w:hint="eastAsia" w:ascii="Times New Roman" w:hAnsi="Times New Roman" w:eastAsia="FangSong" w:cs="Times New Roman"/>
+          <w:b/>
+          <w:bCs/>
+        </w:rPr>
+        <w:t xml:space="preserve">的利用率</w:t>
+      </w:r>
+      <w:r>
+        <w:rPr>
+          <w:rFonts w:hint="eastAsia" w:ascii="Times New Roman" w:hAnsi="Times New Roman" w:eastAsia="Times New Roman" w:cs="Times New Roman"/>
+        </w:rPr>
+        <w:t>——</w:t>
+      </w:r>
+      <w:r>
+        <w:rPr>
+          <w:rFonts w:hint="eastAsia" w:ascii="Times New Roman" w:hAnsi="Times New Roman" w:eastAsia="FangSong" w:cs="Times New Roman"/>
+        </w:rPr>
+        <w:t>每转化</w:t>
+      </w:r>
+      <w:r>
+        <w:rPr>
+          <w:rFonts w:ascii="Times New Roman" w:hAnsi="Times New Roman" w:eastAsia="Times New Roman" w:cs="Times New Roman"/>
+        </w:rPr>
+        <w:t xml:space="preserve"> 1 mol</w:t>
       </w:r>
       <w:r>
         <w:rPr>
@@ -53832,19 +54886,13 @@
         <w:rPr>
           <w:rFonts w:hint="eastAsia" w:ascii="Times New Roman" w:hAnsi="Times New Roman" w:eastAsia="FangSong" w:cs="Times New Roman"/>
         </w:rPr>
-        <w:t>充分多</w:t>
-      </w:r>
-      <w:r>
-        <w:rPr>
-          <w:rFonts w:hint="eastAsia" w:ascii="Times New Roman" w:hAnsi="Times New Roman" w:eastAsia="Times New Roman" w:cs="Times New Roman"/>
-        </w:rPr>
-        <w:t>，</w:t>
-      </w:r>
-      <w:r>
-        <w:rPr>
-          <w:rFonts w:hint="eastAsia" w:ascii="Times New Roman" w:hAnsi="Times New Roman" w:eastAsia="FangSong" w:cs="Times New Roman"/>
-        </w:rPr>
-        <w:t>则转化率的计算需以</w:t>
+        <w:t xml:space="preserve">消耗</w:t>
+      </w:r>
+      <w:r>
+        <w:rPr>
+          <w:rFonts w:ascii="Times New Roman" w:hAnsi="Times New Roman" w:eastAsia="Times New Roman" w:cs="Times New Roman"/>
+        </w:rPr>
+        <w:t xml:space="preserve"> 1 mol</w:t>
       </w:r>
       <w:r>
         <w:rPr>
@@ -53894,147 +54942,9 @@
       </m:oMath>
       <w:r>
         <w:rPr>
-          <w:rFonts w:ascii="Times New Roman" w:hAnsi="Times New Roman" w:eastAsia="Times New Roman" w:cs="Times New Roman"/>
-        </w:rPr>
-        <w:t xml:space="preserve"> </w:t>
-      </w:r>
-      <w:r>
-        <w:rPr>
-          <w:rFonts w:hint="eastAsia" w:ascii="Times New Roman" w:hAnsi="Times New Roman" w:eastAsia="FangSong" w:cs="Times New Roman"/>
-        </w:rPr>
-        <w:t>的消耗为限</w:t>
-      </w:r>
-      <w:r>
-        <w:rPr>
-          <w:rFonts w:hint="eastAsia" w:ascii="Times New Roman" w:hAnsi="Times New Roman" w:eastAsia="Times New Roman" w:cs="Times New Roman"/>
-        </w:rPr>
-        <w:t>：</w:t>
-      </w:r>
-      <w:r>
-        <w:rPr>
-          <w:rFonts w:hint="eastAsia" w:ascii="Times New Roman" w:hAnsi="Times New Roman" w:eastAsia="FangSong" w:cs="Times New Roman"/>
-        </w:rPr>
-        <w:t>每转化</w:t>
-      </w:r>
-      <w:r>
-        <w:rPr>
-          <w:rFonts w:ascii="Times New Roman" w:hAnsi="Times New Roman" w:eastAsia="Times New Roman" w:cs="Times New Roman"/>
-        </w:rPr>
-        <w:t xml:space="preserve"> 1 mol</w:t>
-      </w:r>
-      <w:r>
-        <w:rPr>
-          <w:rFonts w:ascii="Times New Roman" w:hAnsi="Times New Roman" w:eastAsia="Times New Roman" w:cs="Times New Roman"/>
-        </w:rPr>
-        <w:t xml:space="preserve"> </w:t>
-      </w:r>
-      <m:oMath>
-        <m:r>
-          <m:rPr>
-            <m:sty m:val="p"/>
-          </m:rPr>
-          <m:t>B</m:t>
-        </m:r>
-        <m:r>
-          <m:rPr>
-            <m:sty m:val="p"/>
-          </m:rPr>
-          <m:t>a</m:t>
-        </m:r>
-        <m:r>
-          <m:rPr>
-            <m:sty m:val="p"/>
-          </m:rPr>
-          <m:t>S</m:t>
-        </m:r>
-        <m:sSub>
-          <m:e>
-            <m:r>
-              <m:rPr>
-                <m:sty m:val="p"/>
-              </m:rPr>
-              <m:t>O</m:t>
-            </m:r>
-          </m:e>
-          <m:sub>
-            <m:r>
-              <m:rPr>
-                <m:sty m:val="p"/>
-              </m:rPr>
-              <m:t>4</m:t>
-            </m:r>
-          </m:sub>
-        </m:sSub>
-      </m:oMath>
-      <w:r>
-        <w:rPr>
-          <w:rFonts w:ascii="Times New Roman" w:hAnsi="Times New Roman" w:eastAsia="Times New Roman" w:cs="Times New Roman"/>
-        </w:rPr>
-        <w:t xml:space="preserve"> </w:t>
-      </w:r>
-      <w:r>
-        <w:rPr>
-          <w:rFonts w:hint="eastAsia" w:ascii="Times New Roman" w:hAnsi="Times New Roman" w:eastAsia="FangSong" w:cs="Times New Roman"/>
-        </w:rPr>
-        <w:t xml:space="preserve">消耗</w:t>
-      </w:r>
-      <w:r>
-        <w:rPr>
-          <w:rFonts w:ascii="Times New Roman" w:hAnsi="Times New Roman" w:eastAsia="Times New Roman" w:cs="Times New Roman"/>
-        </w:rPr>
-        <w:t xml:space="preserve"> 1 mol</w:t>
-      </w:r>
-      <w:r>
-        <w:rPr>
-          <w:rFonts w:ascii="Times New Roman" w:hAnsi="Times New Roman" w:eastAsia="Times New Roman" w:cs="Times New Roman"/>
-        </w:rPr>
-        <w:t xml:space="preserve"> </w:t>
-      </w:r>
-      <m:oMath>
-        <m:r>
-          <m:rPr>
-            <m:sty m:val="p"/>
-          </m:rPr>
-          <m:t>C</m:t>
-        </m:r>
-        <m:sSubSup>
-          <m:e>
-            <m:r>
-              <m:rPr>
-                <m:sty m:val="p"/>
-              </m:rPr>
-              <m:t>O</m:t>
-            </m:r>
-          </m:e>
-          <m:sub>
-            <m:r>
-              <m:rPr>
-                <m:sty m:val="p"/>
-              </m:rPr>
-              <m:t>3</m:t>
-            </m:r>
-          </m:sub>
-          <m:sup>
-            <m:r>
-              <m:rPr>
-                <m:sty m:val="p"/>
-              </m:rPr>
-              <m:t>2</m:t>
-            </m:r>
-            <m:r>
-              <m:rPr>
-                <m:sty m:val="p"/>
-              </m:rPr>
-              <m:t>−</m:t>
-            </m:r>
-          </m:sup>
-        </m:sSubSup>
-      </m:oMath>
-      <w:r>
-        <w:rPr>
-          <w:rFonts w:hint="eastAsia" w:ascii="Times New Roman" w:hAnsi="Times New Roman" w:eastAsia="Times New Roman" w:cs="Times New Roman"/>
-        </w:rPr>
-        <w:t>。</w:t>
+          <w:rFonts w:hint="eastAsia" w:ascii="Times New Roman" w:hAnsi="Times New Roman" w:eastAsia="Times New Roman" w:cs="Times New Roman"/>
+        </w:rPr>
+        <w:t>，</w:t>
       </w:r>
       <w:r>
         <w:rPr>
@@ -54046,59 +54956,7 @@
         <w:rPr>
           <w:rFonts w:ascii="Times New Roman" w:hAnsi="Times New Roman" w:eastAsia="Times New Roman" w:cs="Times New Roman"/>
         </w:rPr>
-        <w:t xml:space="preserve"> </w:t>
-      </w:r>
-      <m:oMath>
-        <m:r>
-          <m:rPr>
-            <m:sty m:val="p"/>
-          </m:rPr>
-          <m:t>C</m:t>
-        </m:r>
-        <m:sSubSup>
-          <m:e>
-            <m:r>
-              <m:rPr>
-                <m:sty m:val="p"/>
-              </m:rPr>
-              <m:t>O</m:t>
-            </m:r>
-          </m:e>
-          <m:sub>
-            <m:r>
-              <m:rPr>
-                <m:sty m:val="p"/>
-              </m:rPr>
-              <m:t>3</m:t>
-            </m:r>
-          </m:sub>
-          <m:sup>
-            <m:r>
-              <m:rPr>
-                <m:sty m:val="p"/>
-              </m:rPr>
-              <m:t>2</m:t>
-            </m:r>
-            <m:r>
-              <m:rPr>
-                <m:sty m:val="p"/>
-              </m:rPr>
-              <m:t>−</m:t>
-            </m:r>
-          </m:sup>
-        </m:sSubSup>
-      </m:oMath>
-      <w:r>
-        <w:rPr>
-          <w:rFonts w:ascii="Times New Roman" w:hAnsi="Times New Roman" w:eastAsia="Times New Roman" w:cs="Times New Roman"/>
-        </w:rPr>
-        <w:t xml:space="preserve"> </w:t>
-      </w:r>
-      <w:r>
-        <w:rPr>
-          <w:rFonts w:ascii="Times New Roman" w:hAnsi="Times New Roman" w:eastAsia="Times New Roman" w:cs="Times New Roman"/>
-        </w:rPr>
-        <w:t xml:space="preserve">0.060 </w:t>
+        <w:t xml:space="preserve"> 0.060 </w:t>
       </w:r>
       <w:r>
         <w:rPr>
@@ -54110,7 +54968,19 @@
         <w:rPr>
           <w:rFonts w:hint="eastAsia" w:ascii="Times New Roman" w:hAnsi="Times New Roman" w:eastAsia="FangSong" w:cs="Times New Roman"/>
         </w:rPr>
-        <w:t>故一次处理转化的比例为</w:t>
+        <w:t>占</w:t>
+      </w:r>
+      <w:r>
+        <w:rPr>
+          <w:rFonts w:ascii="Times New Roman" w:hAnsi="Times New Roman" w:eastAsia="Times New Roman" w:cs="Times New Roman"/>
+        </w:rPr>
+        <w:t xml:space="preserve"> 1.5 mol </w:t>
+      </w:r>
+      <w:r>
+        <w:rPr>
+          <w:rFonts w:hint="eastAsia" w:ascii="Times New Roman" w:hAnsi="Times New Roman" w:eastAsia="FangSong" w:cs="Times New Roman"/>
+        </w:rPr>
+        <w:t xml:space="preserve">的</w:t>
       </w:r>
       <w:r>
         <w:rPr>
@@ -54157,66 +55027,117 @@
       </m:oMath>
       <w:r>
         <w:rPr>
-          <w:rFonts w:ascii="Times New Roman" w:hAnsi="Times New Roman" w:eastAsia="Times New Roman" w:cs="Times New Roman"/>
-        </w:rPr>
-        <w:t xml:space="preserve">。</w:t>
-      </w:r>
-    </w:p>
-    <w:p>
-      <w:pPr>
-        <w:pStyle w:val="BodyText"/>
-      </w:pPr>
-      <w:r>
-        <w:rPr>
-          <w:rFonts w:hint="eastAsia" w:ascii="Times New Roman" w:hAnsi="Times New Roman" w:eastAsia="FangSong" w:cs="Times New Roman"/>
-          <w:b/>
-          <w:bCs/>
-        </w:rPr>
-        <w:t xml:space="preserve">结论</w:t>
-      </w:r>
-      <w:r>
-        <w:rPr>
-          <w:rFonts w:hint="eastAsia" w:ascii="Times New Roman" w:hAnsi="Times New Roman" w:eastAsia="Times New Roman" w:cs="Times New Roman"/>
-        </w:rPr>
-        <w:t>：</w:t>
-      </w:r>
-      <w:r>
-        <w:rPr>
-          <w:rFonts w:hint="eastAsia" w:ascii="Times New Roman" w:hAnsi="Times New Roman" w:eastAsia="FangSong" w:cs="Times New Roman"/>
-        </w:rPr>
-        <w:t>一次处理转化率仅约</w:t>
-      </w:r>
-      <w:r>
-        <w:rPr>
-          <w:rFonts w:ascii="Times New Roman" w:hAnsi="Times New Roman" w:eastAsia="Times New Roman" w:cs="Times New Roman"/>
-        </w:rPr>
-        <w:t xml:space="preserve"> </w:t>
-      </w:r>
-      <w:r>
-        <w:rPr>
-          <w:rFonts w:hint="eastAsia" w:ascii="Times New Roman" w:hAnsi="Times New Roman" w:eastAsia="Times New Roman" w:cs="Times New Roman"/>
-        </w:rPr>
-        <w:t>4%，</w:t>
-      </w:r>
-      <w:r>
-        <w:rPr>
-          <w:rFonts w:hint="eastAsia" w:ascii="Times New Roman" w:hAnsi="Times New Roman" w:eastAsia="FangSong" w:cs="Times New Roman"/>
-        </w:rPr>
-        <w:t>因此工业上必须</w:t>
-      </w:r>
-      <w:r>
-        <w:rPr>
-          <w:rFonts w:hint="eastAsia" w:ascii="Times New Roman" w:hAnsi="Times New Roman" w:eastAsia="FangSong" w:cs="Times New Roman"/>
-          <w:b/>
-          <w:bCs/>
-        </w:rPr>
-        <w:t xml:space="preserve">反复用新鲜饱和</w:t>
-      </w:r>
-      <w:r>
-        <w:rPr>
-          <w:rFonts w:ascii="Times New Roman" w:hAnsi="Times New Roman" w:eastAsia="Times New Roman" w:cs="Times New Roman"/>
-          <w:b/>
-          <w:bCs/>
+          <w:rFonts w:hint="eastAsia" w:ascii="Times New Roman" w:hAnsi="Times New Roman" w:eastAsia="Times New Roman" w:cs="Times New Roman"/>
+        </w:rPr>
+        <w:t>。</w:t>
+      </w:r>
+      <w:r>
+        <w:rPr>
+          <w:rFonts w:hint="eastAsia" w:ascii="Times New Roman" w:hAnsi="Times New Roman" w:eastAsia="FangSong" w:cs="Times New Roman"/>
+        </w:rPr>
+        <w:t>反过来</w:t>
+      </w:r>
+      <w:r>
+        <w:rPr>
+          <w:rFonts w:hint="eastAsia" w:ascii="Times New Roman" w:hAnsi="Times New Roman" w:eastAsia="Times New Roman" w:cs="Times New Roman"/>
+        </w:rPr>
+        <w:t>，</w:t>
+      </w:r>
+      <w:r>
+        <w:rPr>
+          <w:rFonts w:hint="eastAsia" w:ascii="Times New Roman" w:hAnsi="Times New Roman" w:eastAsia="FangSong" w:cs="Times New Roman"/>
+        </w:rPr>
+        <w:t>若投入的</w:t>
+      </w:r>
+      <w:r>
+        <w:rPr>
+          <w:rFonts w:ascii="Times New Roman" w:hAnsi="Times New Roman" w:eastAsia="Times New Roman" w:cs="Times New Roman"/>
+        </w:rPr>
+        <w:t xml:space="preserve"> </w:t>
+      </w:r>
+      <m:oMath>
+        <m:r>
+          <m:rPr>
+            <m:sty m:val="p"/>
+          </m:rPr>
+          <m:t>B</m:t>
+        </m:r>
+        <m:r>
+          <m:rPr>
+            <m:sty m:val="p"/>
+          </m:rPr>
+          <m:t>a</m:t>
+        </m:r>
+        <m:r>
+          <m:rPr>
+            <m:sty m:val="p"/>
+          </m:rPr>
+          <m:t>S</m:t>
+        </m:r>
+        <m:sSub>
+          <m:e>
+            <m:r>
+              <m:rPr>
+                <m:sty m:val="p"/>
+              </m:rPr>
+              <m:t>O</m:t>
+            </m:r>
+          </m:e>
+          <m:sub>
+            <m:r>
+              <m:rPr>
+                <m:sty m:val="p"/>
+              </m:rPr>
+              <m:t>4</m:t>
+            </m:r>
+          </m:sub>
+        </m:sSub>
+      </m:oMath>
+      <w:r>
+        <w:rPr>
+          <w:rFonts w:ascii="Times New Roman" w:hAnsi="Times New Roman" w:eastAsia="Times New Roman" w:cs="Times New Roman"/>
+        </w:rPr>
+        <w:t xml:space="preserve"> </w:t>
+      </w:r>
+      <w:r>
+        <w:rPr>
+          <w:rFonts w:hint="eastAsia" w:ascii="Times New Roman" w:hAnsi="Times New Roman" w:eastAsia="FangSong" w:cs="Times New Roman"/>
+        </w:rPr>
+        <w:t xml:space="preserve">少于</w:t>
+      </w:r>
+      <w:r>
+        <w:rPr>
+          <w:rFonts w:ascii="Times New Roman" w:hAnsi="Times New Roman" w:eastAsia="Times New Roman" w:cs="Times New Roman"/>
+        </w:rPr>
+        <w:t xml:space="preserve"> 0.060 </w:t>
+      </w:r>
+      <w:r>
+        <w:rPr>
+          <w:rFonts w:hint="eastAsia" w:ascii="Times New Roman" w:hAnsi="Times New Roman" w:eastAsia="Times New Roman" w:cs="Times New Roman"/>
+        </w:rPr>
+        <w:t>mol（</w:t>
+      </w:r>
+      <w:r>
+        <w:rPr>
+          <w:rFonts w:hint="eastAsia" w:ascii="Times New Roman" w:hAnsi="Times New Roman" w:eastAsia="FangSong" w:cs="Times New Roman"/>
+        </w:rPr>
+        <w:t>每升</w:t>
+      </w:r>
+      <w:r>
+        <w:rPr>
+          <w:rFonts w:hint="eastAsia" w:ascii="Times New Roman" w:hAnsi="Times New Roman" w:eastAsia="Times New Roman" w:cs="Times New Roman"/>
+        </w:rPr>
+        <w:t>），</w:t>
+      </w:r>
+      <w:r>
+        <w:rPr>
+          <w:rFonts w:hint="eastAsia" w:ascii="Times New Roman" w:hAnsi="Times New Roman" w:eastAsia="FangSong" w:cs="Times New Roman"/>
+        </w:rPr>
+        <w:t>平衡要求的</w:t>
+      </w:r>
+      <w:r>
+        <w:rPr>
+          <w:rFonts w:ascii="Times New Roman" w:hAnsi="Times New Roman" w:eastAsia="Times New Roman" w:cs="Times New Roman"/>
         </w:rPr>
         <w:t xml:space="preserve"> </w:t>
       </w:r>
@@ -54233,7 +55154,113 @@
           <m:rPr>
             <m:sty m:val="p"/>
           </m:rPr>
-          <m:t>N</m:t>
+          <m:t>[</m:t>
+        </m:r>
+        <m:r>
+          <m:rPr>
+            <m:sty m:val="p"/>
+          </m:rPr>
+          <m:t>S</m:t>
+        </m:r>
+        <m:sSubSup>
+          <m:e>
+            <m:r>
+              <m:rPr>
+                <m:sty m:val="p"/>
+              </m:rPr>
+              <m:t>O</m:t>
+            </m:r>
+          </m:e>
+          <m:sub>
+            <m:r>
+              <m:rPr>
+                <m:sty m:val="p"/>
+              </m:rPr>
+              <m:t>4</m:t>
+            </m:r>
+          </m:sub>
+          <m:sup>
+            <m:r>
+              <m:rPr>
+                <m:sty m:val="p"/>
+              </m:rPr>
+              <m:t>2</m:t>
+            </m:r>
+            <m:r>
+              <m:rPr>
+                <m:sty m:val="p"/>
+              </m:rPr>
+              <m:t>−</m:t>
+            </m:r>
+          </m:sup>
+        </m:sSubSup>
+        <m:r>
+          <m:rPr>
+            <m:sty m:val="p"/>
+          </m:rPr>
+          <m:t>]</m:t>
+        </m:r>
+      </m:oMath>
+      <w:r>
+        <w:rPr>
+          <w:rFonts w:ascii="Times New Roman" w:hAnsi="Times New Roman" w:eastAsia="Times New Roman" w:cs="Times New Roman"/>
+        </w:rPr>
+        <w:t xml:space="preserve"> </w:t>
+      </w:r>
+      <w:r>
+        <w:rPr>
+          <w:rFonts w:hint="eastAsia" w:ascii="Times New Roman" w:hAnsi="Times New Roman" w:eastAsia="FangSong" w:cs="Times New Roman"/>
+        </w:rPr>
+        <w:t xml:space="preserve">尚未达到</w:t>
+      </w:r>
+      <w:r>
+        <w:rPr>
+          <w:rFonts w:ascii="Times New Roman" w:hAnsi="Times New Roman" w:eastAsia="Times New Roman" w:cs="Times New Roman"/>
+        </w:rPr>
+        <w:t xml:space="preserve"> 0.060 </w:t>
+      </w:r>
+      <w:r>
+        <w:rPr>
+          <w:rFonts w:hint="eastAsia" w:ascii="Times New Roman" w:hAnsi="Times New Roman" w:eastAsia="FangSong" w:cs="Times New Roman"/>
+        </w:rPr>
+        <w:t>固体就已耗尽</w:t>
+      </w:r>
+      <w:r>
+        <w:rPr>
+          <w:rFonts w:hint="eastAsia" w:ascii="Times New Roman" w:hAnsi="Times New Roman" w:eastAsia="Times New Roman" w:cs="Times New Roman"/>
+        </w:rPr>
+        <w:t>，</w:t>
+      </w:r>
+      <w:r>
+        <w:rPr>
+          <w:rFonts w:hint="eastAsia" w:ascii="Times New Roman" w:hAnsi="Times New Roman" w:eastAsia="FangSong" w:cs="Times New Roman"/>
+        </w:rPr>
+        <w:t>此时</w:t>
+      </w:r>
+      <w:r>
+        <w:rPr>
+          <w:rFonts w:ascii="Times New Roman" w:hAnsi="Times New Roman" w:eastAsia="Times New Roman" w:cs="Times New Roman"/>
+        </w:rPr>
+        <w:t xml:space="preserve"> </w:t>
+      </w:r>
+      <m:oMath>
+        <m:r>
+          <m:rPr>
+            <m:sty m:val="p"/>
+          </m:rPr>
+          <m:t>B</m:t>
+        </m:r>
+        <m:r>
+          <m:rPr>
+            <m:sty m:val="p"/>
+          </m:rPr>
+          <m:t>a</m:t>
+        </m:r>
+        <m:r>
+          <m:rPr>
+            <m:sty m:val="p"/>
+          </m:rPr>
+          <m:t>S</m:t>
         </m:r>
         <m:sSub>
           <m:e>
@@ -54241,7 +55268,7 @@
               <m:rPr>
                 <m:sty m:val="p"/>
               </m:rPr>
-              <m:t>a</m:t>
+              <m:t>O</m:t>
             </m:r>
           </m:e>
           <m:sub>
@@ -54249,31 +55276,7 @@
               <m:rPr>
                 <m:sty m:val="p"/>
               </m:rPr>
-              <m:t>2</m:t>
-            </m:r>
-          </m:sub>
-        </m:sSub>
-        <m:r>
-          <m:rPr>
-            <m:sty m:val="p"/>
-          </m:rPr>
-          <m:t>C</m:t>
-        </m:r>
-        <m:sSub>
-          <m:e>
-            <m:r>
-              <m:rPr>
-                <m:sty m:val="p"/>
-              </m:rPr>
-              <m:t>O</m:t>
-            </m:r>
-          </m:e>
-          <m:sub>
-            <m:r>
-              <m:rPr>
-                <m:sty m:val="p"/>
-              </m:rPr>
-              <m:t>3</m:t>
+              <m:t>4</m:t>
             </m:r>
           </m:sub>
         </m:sSub>
@@ -54281,17 +55284,384 @@
       <w:r>
         <w:rPr>
           <w:rFonts w:ascii="Times New Roman" w:hAnsi="Times New Roman" w:eastAsia="Times New Roman" w:cs="Times New Roman"/>
+        </w:rPr>
+        <w:t xml:space="preserve"> </w:t>
+      </w:r>
+      <w:r>
+        <w:rPr>
+          <w:rFonts w:hint="eastAsia" w:ascii="Times New Roman" w:hAnsi="Times New Roman" w:eastAsia="FangSong" w:cs="Times New Roman"/>
+        </w:rPr>
+        <w:t xml:space="preserve">的转化率是</w:t>
+      </w:r>
+      <w:r>
+        <w:rPr>
+          <w:rFonts w:ascii="Times New Roman" w:hAnsi="Times New Roman" w:eastAsia="Times New Roman" w:cs="Times New Roman"/>
+        </w:rPr>
+        <w:t xml:space="preserve"> </w:t>
+      </w:r>
+      <w:r>
+        <w:rPr>
+          <w:rFonts w:ascii="Times New Roman" w:hAnsi="Times New Roman" w:eastAsia="Times New Roman" w:cs="Times New Roman"/>
           <w:b/>
           <w:bCs/>
         </w:rPr>
-        <w:t xml:space="preserve"> </w:t>
-      </w:r>
+        <w:t xml:space="preserve">100%</w:t>
+      </w:r>
+      <w:r>
+        <w:rPr>
+          <w:rFonts w:hint="eastAsia" w:ascii="Times New Roman" w:hAnsi="Times New Roman" w:eastAsia="Times New Roman" w:cs="Times New Roman"/>
+        </w:rPr>
+        <w:t>。</w:t>
+      </w:r>
+      <w:r>
+        <w:rPr>
+          <w:rFonts w:hint="eastAsia" w:ascii="Times New Roman" w:hAnsi="Times New Roman" w:eastAsia="FangSong" w:cs="Times New Roman"/>
+        </w:rPr>
+        <w:t>所以</w:t>
+      </w:r>
+      <w:r>
+        <w:rPr>
+          <w:rFonts w:hint="eastAsia" w:ascii="Times New Roman" w:hAnsi="Times New Roman" w:eastAsia="Times New Roman" w:cs="Times New Roman"/>
+        </w:rPr>
+        <w:t>「</w:t>
+      </w:r>
+      <w:r>
+        <w:rPr>
+          <w:rFonts w:hint="eastAsia" w:ascii="Times New Roman" w:hAnsi="Times New Roman" w:eastAsia="FangSong" w:cs="Times New Roman"/>
+        </w:rPr>
+        <w:t>一次处理转化率仅</w:t>
+      </w:r>
+      <w:r>
+        <w:rPr>
+          <w:rFonts w:ascii="Times New Roman" w:hAnsi="Times New Roman" w:eastAsia="Times New Roman" w:cs="Times New Roman"/>
+        </w:rPr>
+        <w:t xml:space="preserve"> </w:t>
+      </w:r>
+      <w:r>
+        <w:rPr>
+          <w:rFonts w:hint="eastAsia" w:ascii="Times New Roman" w:hAnsi="Times New Roman" w:eastAsia="Times New Roman" w:cs="Times New Roman"/>
+        </w:rPr>
+        <w:t>4%」</w:t>
+      </w:r>
+      <w:r>
+        <w:rPr>
+          <w:rFonts w:hint="eastAsia" w:ascii="Times New Roman" w:hAnsi="Times New Roman" w:eastAsia="FangSong" w:cs="Times New Roman"/>
+        </w:rPr>
+        <w:t>只在</w:t>
+      </w:r>
+      <w:r>
+        <w:rPr>
+          <w:rFonts w:ascii="Times New Roman" w:hAnsi="Times New Roman" w:eastAsia="Times New Roman" w:cs="Times New Roman"/>
+        </w:rPr>
+        <w:t xml:space="preserve"> </w:t>
+      </w:r>
+      <m:oMath>
+        <m:r>
+          <m:rPr>
+            <m:sty m:val="p"/>
+          </m:rPr>
+          <m:t>B</m:t>
+        </m:r>
+        <m:r>
+          <m:rPr>
+            <m:sty m:val="p"/>
+          </m:rPr>
+          <m:t>a</m:t>
+        </m:r>
+        <m:r>
+          <m:rPr>
+            <m:sty m:val="p"/>
+          </m:rPr>
+          <m:t>S</m:t>
+        </m:r>
+        <m:sSub>
+          <m:e>
+            <m:r>
+              <m:rPr>
+                <m:sty m:val="p"/>
+              </m:rPr>
+              <m:t>O</m:t>
+            </m:r>
+          </m:e>
+          <m:sub>
+            <m:r>
+              <m:rPr>
+                <m:sty m:val="p"/>
+              </m:rPr>
+              <m:t>4</m:t>
+            </m:r>
+          </m:sub>
+        </m:sSub>
+      </m:oMath>
+      <w:r>
+        <w:rPr>
+          <w:rFonts w:ascii="Times New Roman" w:hAnsi="Times New Roman" w:eastAsia="Times New Roman" w:cs="Times New Roman"/>
+        </w:rPr>
+        <w:t xml:space="preserve"> </w:t>
+      </w:r>
+      <w:r>
+        <w:rPr>
+          <w:rFonts w:hint="eastAsia" w:ascii="Times New Roman" w:hAnsi="Times New Roman" w:eastAsia="FangSong" w:cs="Times New Roman"/>
+        </w:rPr>
+        <w:t>过量时成立</w:t>
+      </w:r>
+      <w:r>
+        <w:rPr>
+          <w:rFonts w:hint="eastAsia" w:ascii="Times New Roman" w:hAnsi="Times New Roman" w:eastAsia="Times New Roman" w:cs="Times New Roman"/>
+        </w:rPr>
+        <w:t>。</w:t>
+      </w:r>
+    </w:p>
+    <w:p>
+      <w:pPr>
+        <w:pStyle w:val="BodyText"/>
+      </w:pPr>
       <w:r>
         <w:rPr>
           <w:rFonts w:hint="eastAsia" w:ascii="Times New Roman" w:hAnsi="Times New Roman" w:eastAsia="FangSong" w:cs="Times New Roman"/>
           <w:b/>
           <w:bCs/>
         </w:rPr>
+        <w:t xml:space="preserve">结论</w:t>
+      </w:r>
+      <w:r>
+        <w:rPr>
+          <w:rFonts w:hint="eastAsia" w:ascii="Times New Roman" w:hAnsi="Times New Roman" w:eastAsia="Times New Roman" w:cs="Times New Roman"/>
+        </w:rPr>
+        <w:t xml:space="preserve">：</w:t>
+      </w:r>
+      <m:oMath>
+        <m:r>
+          <m:rPr>
+            <m:sty m:val="p"/>
+          </m:rPr>
+          <m:t>B</m:t>
+        </m:r>
+        <m:r>
+          <m:rPr>
+            <m:sty m:val="p"/>
+          </m:rPr>
+          <m:t>a</m:t>
+        </m:r>
+        <m:r>
+          <m:rPr>
+            <m:sty m:val="p"/>
+          </m:rPr>
+          <m:t>S</m:t>
+        </m:r>
+        <m:sSub>
+          <m:e>
+            <m:r>
+              <m:rPr>
+                <m:sty m:val="p"/>
+              </m:rPr>
+              <m:t>O</m:t>
+            </m:r>
+          </m:e>
+          <m:sub>
+            <m:r>
+              <m:rPr>
+                <m:sty m:val="p"/>
+              </m:rPr>
+              <m:t>4</m:t>
+            </m:r>
+          </m:sub>
+        </m:sSub>
+      </m:oMath>
+      <w:r>
+        <w:rPr>
+          <w:rFonts w:ascii="Times New Roman" w:hAnsi="Times New Roman" w:eastAsia="Times New Roman" w:cs="Times New Roman"/>
+        </w:rPr>
+        <w:t xml:space="preserve"> </w:t>
+      </w:r>
+      <w:r>
+        <w:rPr>
+          <w:rFonts w:hint="eastAsia" w:ascii="Times New Roman" w:hAnsi="Times New Roman" w:eastAsia="FangSong" w:cs="Times New Roman"/>
+        </w:rPr>
+        <w:t>过量时</w:t>
+      </w:r>
+      <w:r>
+        <w:rPr>
+          <w:rFonts w:hint="eastAsia" w:ascii="Times New Roman" w:hAnsi="Times New Roman" w:eastAsia="Times New Roman" w:cs="Times New Roman"/>
+        </w:rPr>
+        <w:t>，</w:t>
+      </w:r>
+      <w:r>
+        <w:rPr>
+          <w:rFonts w:hint="eastAsia" w:ascii="Times New Roman" w:hAnsi="Times New Roman" w:eastAsia="FangSong" w:cs="Times New Roman"/>
+        </w:rPr>
+        <w:t>一次处理只能转化约</w:t>
+      </w:r>
+      <w:r>
+        <w:rPr>
+          <w:rFonts w:ascii="Times New Roman" w:hAnsi="Times New Roman" w:eastAsia="Times New Roman" w:cs="Times New Roman"/>
+        </w:rPr>
+        <w:t xml:space="preserve"> 0.060 </w:t>
+      </w:r>
+      <w:r>
+        <w:rPr>
+          <w:rFonts w:hint="eastAsia" w:ascii="Times New Roman" w:hAnsi="Times New Roman" w:eastAsia="Times New Roman" w:cs="Times New Roman"/>
+        </w:rPr>
+        <w:t xml:space="preserve">mol（</w:t>
+      </w:r>
+      <m:oMath>
+        <m:r>
+          <m:rPr>
+            <m:sty m:val="p"/>
+          </m:rPr>
+          <m:t>C</m:t>
+        </m:r>
+        <m:sSubSup>
+          <m:e>
+            <m:r>
+              <m:rPr>
+                <m:sty m:val="p"/>
+              </m:rPr>
+              <m:t>O</m:t>
+            </m:r>
+          </m:e>
+          <m:sub>
+            <m:r>
+              <m:rPr>
+                <m:sty m:val="p"/>
+              </m:rPr>
+              <m:t>3</m:t>
+            </m:r>
+          </m:sub>
+          <m:sup>
+            <m:r>
+              <m:rPr>
+                <m:sty m:val="p"/>
+              </m:rPr>
+              <m:t>2</m:t>
+            </m:r>
+            <m:r>
+              <m:rPr>
+                <m:sty m:val="p"/>
+              </m:rPr>
+              <m:t>−</m:t>
+            </m:r>
+          </m:sup>
+        </m:sSubSup>
+      </m:oMath>
+      <w:r>
+        <w:rPr>
+          <w:rFonts w:ascii="Times New Roman" w:hAnsi="Times New Roman" w:eastAsia="Times New Roman" w:cs="Times New Roman"/>
+        </w:rPr>
+        <w:t xml:space="preserve"> </w:t>
+      </w:r>
+      <w:r>
+        <w:rPr>
+          <w:rFonts w:hint="eastAsia" w:ascii="Times New Roman" w:hAnsi="Times New Roman" w:eastAsia="FangSong" w:cs="Times New Roman"/>
+        </w:rPr>
+        <w:t xml:space="preserve">利用率仅</w:t>
+      </w:r>
+      <w:r>
+        <w:rPr>
+          <w:rFonts w:ascii="Times New Roman" w:hAnsi="Times New Roman" w:eastAsia="Times New Roman" w:cs="Times New Roman"/>
+        </w:rPr>
+        <w:t xml:space="preserve"> </w:t>
+      </w:r>
+      <w:r>
+        <w:rPr>
+          <w:rFonts w:hint="eastAsia" w:ascii="Times New Roman" w:hAnsi="Times New Roman" w:eastAsia="Times New Roman" w:cs="Times New Roman"/>
+        </w:rPr>
+        <w:t>4%），</w:t>
+      </w:r>
+      <w:r>
+        <w:rPr>
+          <w:rFonts w:hint="eastAsia" w:ascii="Times New Roman" w:hAnsi="Times New Roman" w:eastAsia="FangSong" w:cs="Times New Roman"/>
+        </w:rPr>
+        <w:t>因此工业上必须</w:t>
+      </w:r>
+      <w:r>
+        <w:rPr>
+          <w:rFonts w:hint="eastAsia" w:ascii="Times New Roman" w:hAnsi="Times New Roman" w:eastAsia="FangSong" w:cs="Times New Roman"/>
+          <w:b/>
+          <w:bCs/>
+        </w:rPr>
+        <w:t xml:space="preserve">反复用新鲜饱和</w:t>
+      </w:r>
+      <w:r>
+        <w:rPr>
+          <w:rFonts w:ascii="Times New Roman" w:hAnsi="Times New Roman" w:eastAsia="Times New Roman" w:cs="Times New Roman"/>
+          <w:b/>
+          <w:bCs/>
+        </w:rPr>
+        <w:t xml:space="preserve"> </w:t>
+      </w:r>
+      <m:oMath>
+        <m:oMathPr>
+          <m:ctrlPr>
+            <w:rPr>
+              <w:sz w:val="28"/>
+              <w:szCs w:val="28"/>
+            </w:rPr>
+          </m:ctrlPr>
+        </m:oMathPr>
+        <m:r>
+          <m:rPr>
+            <m:sty m:val="p"/>
+          </m:rPr>
+          <m:t>N</m:t>
+        </m:r>
+        <m:sSub>
+          <m:e>
+            <m:r>
+              <m:rPr>
+                <m:sty m:val="p"/>
+              </m:rPr>
+              <m:t>a</m:t>
+            </m:r>
+          </m:e>
+          <m:sub>
+            <m:r>
+              <m:rPr>
+                <m:sty m:val="p"/>
+              </m:rPr>
+              <m:t>2</m:t>
+            </m:r>
+          </m:sub>
+        </m:sSub>
+        <m:r>
+          <m:rPr>
+            <m:sty m:val="p"/>
+          </m:rPr>
+          <m:t>C</m:t>
+        </m:r>
+        <m:sSub>
+          <m:e>
+            <m:r>
+              <m:rPr>
+                <m:sty m:val="p"/>
+              </m:rPr>
+              <m:t>O</m:t>
+            </m:r>
+          </m:e>
+          <m:sub>
+            <m:r>
+              <m:rPr>
+                <m:sty m:val="p"/>
+              </m:rPr>
+              <m:t>3</m:t>
+            </m:r>
+          </m:sub>
+        </m:sSub>
+      </m:oMath>
+      <w:r>
+        <w:rPr>
+          <w:rFonts w:ascii="Times New Roman" w:hAnsi="Times New Roman" w:eastAsia="Times New Roman" w:cs="Times New Roman"/>
+          <w:b/>
+          <w:bCs/>
+        </w:rPr>
+        <w:t xml:space="preserve"> </w:t>
+      </w:r>
+      <w:r>
+        <w:rPr>
+          <w:rFonts w:hint="eastAsia" w:ascii="Times New Roman" w:hAnsi="Times New Roman" w:eastAsia="FangSong" w:cs="Times New Roman"/>
+          <w:b/>
+          <w:bCs/>
+        </w:rPr>
         <w:t xml:space="preserve">溶液处理</w:t>
       </w:r>
       <w:r>
@@ -54334,7 +55704,7 @@
         <w:rPr>
           <w:rFonts w:hint="eastAsia" w:ascii="Times New Roman" w:hAnsi="Times New Roman" w:eastAsia="Times New Roman" w:cs="Times New Roman"/>
         </w:rPr>
-        <w:t>”</w:t>
+        <w:t>「</w:t>
       </w:r>
       <w:r>
         <w:rPr>
@@ -54346,7 +55716,7 @@
         <w:rPr>
           <w:rFonts w:hint="eastAsia" w:ascii="Times New Roman" w:hAnsi="Times New Roman" w:eastAsia="Times New Roman" w:cs="Times New Roman"/>
         </w:rPr>
-        <w:t>”</w:t>
+        <w:t>」</w:t>
       </w:r>
       <w:r>
         <w:rPr>
@@ -55579,8 +56949,49 @@
             </m:rPr>
             <m:t>≤</m:t>
           </m:r>
-          <m:r>
-            <m:t>2.1</m:t>
+          <m:rad>
+            <m:radPr>
+              <m:degHide m:val="on"/>
+            </m:radPr>
+            <m:deg/>
+            <m:e>
+              <m:r>
+                <m:t>4.4</m:t>
+              </m:r>
+              <m:r>
+                <m:rPr>
+                  <m:sty m:val="p"/>
+                </m:rPr>
+                <m:t>×</m:t>
+              </m:r>
+              <m:sSup>
+                <m:e>
+                  <m:r>
+                    <m:t>10</m:t>
+                  </m:r>
+                </m:e>
+                <m:sup>
+                  <m:r>
+                    <m:rPr>
+                      <m:sty m:val="p"/>
+                    </m:rPr>
+                    <m:t>−</m:t>
+                  </m:r>
+                  <m:r>
+                    <m:t>7</m:t>
+                  </m:r>
+                </m:sup>
+              </m:sSup>
+            </m:e>
+          </m:rad>
+          <m:r>
+            <m:rPr>
+              <m:sty m:val="p"/>
+            </m:rPr>
+            <m:t>=</m:t>
+          </m:r>
+          <m:r>
+            <m:t>6.6</m:t>
           </m:r>
           <m:r>
             <m:rPr>
@@ -55634,7 +57045,7 @@
             <m:t>≥</m:t>
           </m:r>
           <m:r>
-            <m:t>3.68</m:t>
+            <m:t>3.18</m:t>
           </m:r>
         </m:oMath>
       </m:oMathPara>
@@ -56288,7 +57699,7 @@
           <w:b/>
           <w:bCs/>
         </w:rPr>
-        <w:t xml:space="preserve"> 3.68 ~ 4.05 </w:t>
+        <w:t xml:space="preserve"> 3.18 ~ 4.05 </w:t>
       </w:r>
       <w:r>
         <w:rPr>
@@ -56344,25 +57755,13 @@
         <w:rPr>
           <w:rFonts w:hint="eastAsia" w:ascii="Times New Roman" w:hAnsi="Times New Roman" w:eastAsia="FangSong" w:cs="Times New Roman"/>
         </w:rPr>
-        <w:t>这个窗口很窄</w:t>
-      </w:r>
-      <w:r>
-        <w:rPr>
-          <w:rFonts w:hint="eastAsia" w:ascii="Times New Roman" w:hAnsi="Times New Roman" w:eastAsia="Times New Roman" w:cs="Times New Roman"/>
-        </w:rPr>
-        <w:t>（</w:t>
-      </w:r>
-      <w:r>
-        <w:rPr>
-          <w:rFonts w:hint="eastAsia" w:ascii="Times New Roman" w:hAnsi="Times New Roman" w:eastAsia="FangSong" w:cs="Times New Roman"/>
-        </w:rPr>
-        <w:t>约</w:t>
-      </w:r>
-      <w:r>
-        <w:rPr>
-          <w:rFonts w:ascii="Times New Roman" w:hAnsi="Times New Roman" w:eastAsia="Times New Roman" w:cs="Times New Roman"/>
-        </w:rPr>
-        <w:t xml:space="preserve"> 0.4 </w:t>
+        <w:t>这个窗口约</w:t>
+      </w:r>
+      <w:r>
+        <w:rPr>
+          <w:rFonts w:ascii="Times New Roman" w:hAnsi="Times New Roman" w:eastAsia="Times New Roman" w:cs="Times New Roman"/>
+        </w:rPr>
+        <w:t xml:space="preserve"> 0.9 </w:t>
       </w:r>
       <w:r>
         <w:rPr>
@@ -56386,7 +57785,19 @@
         <w:rPr>
           <w:rFonts w:hint="eastAsia" w:ascii="Times New Roman" w:hAnsi="Times New Roman" w:eastAsia="Times New Roman" w:cs="Times New Roman"/>
         </w:rPr>
-        <w:t>），</w:t>
+        <w:t>，</w:t>
+      </w:r>
+      <w:r>
+        <w:rPr>
+          <w:rFonts w:hint="eastAsia" w:ascii="Times New Roman" w:hAnsi="Times New Roman" w:eastAsia="FangSong" w:cs="Times New Roman"/>
+        </w:rPr>
+        <w:t>不算宽裕</w:t>
+      </w:r>
+      <w:r>
+        <w:rPr>
+          <w:rFonts w:hint="eastAsia" w:ascii="Times New Roman" w:hAnsi="Times New Roman" w:eastAsia="Times New Roman" w:cs="Times New Roman"/>
+        </w:rPr>
+        <w:t>，</w:t>
       </w:r>
       <w:r>
         <w:rPr>
@@ -58061,69 +59472,69 @@
             </m:rPr>
             <m:t>=</m:t>
           </m:r>
-          <m:r>
-            <m:t>r</m:t>
-          </m:r>
-          <m:r>
-            <m:t>a</m:t>
-          </m:r>
-          <m:r>
-            <m:t>c</m:t>
-          </m:r>
-          <m:r>
-            <m:t>5.6</m:t>
-          </m:r>
-          <m:r>
-            <m:rPr>
-              <m:sty m:val="p"/>
-            </m:rPr>
-            <m:t>×</m:t>
-          </m:r>
-          <m:sSup>
-            <m:e>
-              <m:r>
-                <m:t>10</m:t>
-              </m:r>
-            </m:e>
-            <m:sup>
-              <m:r>
-                <m:rPr>
-                  <m:sty m:val="p"/>
-                </m:rPr>
-                <m:t>−</m:t>
-              </m:r>
-              <m:r>
-                <m:t>12</m:t>
-              </m:r>
-            </m:sup>
-          </m:sSup>
-          <m:r>
-            <m:t>1.76</m:t>
-          </m:r>
-          <m:r>
-            <m:rPr>
-              <m:sty m:val="p"/>
-            </m:rPr>
-            <m:t>×</m:t>
-          </m:r>
-          <m:sSup>
-            <m:e>
-              <m:r>
-                <m:t>10</m:t>
-              </m:r>
-            </m:e>
-            <m:sup>
-              <m:r>
-                <m:rPr>
-                  <m:sty m:val="p"/>
-                </m:rPr>
-                <m:t>−</m:t>
-              </m:r>
-              <m:r>
-                <m:t>5</m:t>
-              </m:r>
-            </m:sup>
-          </m:sSup>
+          <m:f>
+            <m:fPr>
+              <m:type m:val="bar"/>
+            </m:fPr>
+            <m:num>
+              <m:r>
+                <m:t>5.6</m:t>
+              </m:r>
+              <m:r>
+                <m:rPr>
+                  <m:sty m:val="p"/>
+                </m:rPr>
+                <m:t>×</m:t>
+              </m:r>
+              <m:sSup>
+                <m:e>
+                  <m:r>
+                    <m:t>10</m:t>
+                  </m:r>
+                </m:e>
+                <m:sup>
+                  <m:r>
+                    <m:rPr>
+                      <m:sty m:val="p"/>
+                    </m:rPr>
+                    <m:t>−</m:t>
+                  </m:r>
+                  <m:r>
+                    <m:t>12</m:t>
+                  </m:r>
+                </m:sup>
+              </m:sSup>
+            </m:num>
+            <m:den>
+              <m:r>
+                <m:t>1.76</m:t>
+              </m:r>
+              <m:r>
+                <m:rPr>
+                  <m:sty m:val="p"/>
+                </m:rPr>
+                <m:t>×</m:t>
+              </m:r>
+              <m:sSup>
+                <m:e>
+                  <m:r>
+                    <m:t>10</m:t>
+                  </m:r>
+                </m:e>
+                <m:sup>
+                  <m:r>
+                    <m:rPr>
+                      <m:sty m:val="p"/>
+                    </m:rPr>
+                    <m:t>−</m:t>
+                  </m:r>
+                  <m:r>
+                    <m:t>5</m:t>
+                  </m:r>
+                </m:sup>
+              </m:sSup>
+            </m:den>
+          </m:f>
           <m:r>
             <m:rPr>
               <m:sty m:val="p"/>

--- a/06-学生侧材料/讲义/3-物理化学/沉淀溶解平衡-超级充实版（自学完整）.docx
+++ b/06-学生侧材料/讲义/3-物理化学/沉淀溶解平衡-超级充实版（自学完整）.docx
@@ -24843,7 +24843,232 @@
         <w:rPr>
           <w:rFonts w:hint="eastAsia" w:ascii="Times New Roman" w:hAnsi="Times New Roman" w:eastAsia="Times New Roman" w:cs="Times New Roman"/>
         </w:rPr>
-        <w:t>》）</w:t>
+        <w:t>》；</w:t>
+      </w:r>
+      <w:r>
+        <w:rPr>
+          <w:rFonts w:hint="eastAsia" w:ascii="Times New Roman" w:hAnsi="Times New Roman" w:eastAsia="FangSong" w:cs="Times New Roman"/>
+        </w:rPr>
+        <w:t>注意图中</w:t>
+      </w:r>
+      <w:r>
+        <w:rPr>
+          <w:rFonts w:ascii="Times New Roman" w:hAnsi="Times New Roman" w:eastAsia="Times New Roman" w:cs="Times New Roman"/>
+        </w:rPr>
+        <w:t xml:space="preserve"> </w:t>
+      </w:r>
+      <m:oMath>
+        <m:oMathPr>
+          <m:ctrlPr>
+            <w:rPr>
+              <w:sz w:val="28"/>
+              <w:szCs w:val="28"/>
+            </w:rPr>
+          </m:ctrlPr>
+        </m:oMathPr>
+        <m:sSub>
+          <m:e>
+            <m:r>
+              <m:t>K</m:t>
+            </m:r>
+          </m:e>
+          <m:sub>
+            <m:r>
+              <m:rPr>
+                <m:sty m:val="p"/>
+              </m:rPr>
+              <m:t>s</m:t>
+            </m:r>
+            <m:r>
+              <m:rPr>
+                <m:sty m:val="p"/>
+              </m:rPr>
+              <m:t>p</m:t>
+            </m:r>
+          </m:sub>
+        </m:sSub>
+        <m:r>
+          <m:rPr>
+            <m:sty m:val="p"/>
+          </m:rPr>
+          <m:t>(</m:t>
+        </m:r>
+        <m:r>
+          <m:rPr>
+            <m:sty m:val="p"/>
+          </m:rPr>
+          <m:t>C</m:t>
+        </m:r>
+        <m:r>
+          <m:rPr>
+            <m:sty m:val="p"/>
+          </m:rPr>
+          <m:t>u</m:t>
+        </m:r>
+        <m:r>
+          <m:rPr>
+            <m:sty m:val="p"/>
+          </m:rPr>
+          <m:t>S</m:t>
+        </m:r>
+        <m:r>
+          <m:rPr>
+            <m:sty m:val="p"/>
+          </m:rPr>
+          <m:t>)</m:t>
+        </m:r>
+      </m:oMath>
+      <w:r>
+        <w:rPr>
+          <w:rFonts w:ascii="Times New Roman" w:hAnsi="Times New Roman" w:eastAsia="Times New Roman" w:cs="Times New Roman"/>
+        </w:rPr>
+        <w:t xml:space="preserve"> </w:t>
+      </w:r>
+      <w:r>
+        <w:rPr>
+          <w:rFonts w:hint="eastAsia" w:ascii="Times New Roman" w:hAnsi="Times New Roman" w:eastAsia="FangSong" w:cs="Times New Roman"/>
+        </w:rPr>
+        <w:t xml:space="preserve">取</w:t>
+      </w:r>
+      <w:r>
+        <w:rPr>
+          <w:rFonts w:ascii="Times New Roman" w:hAnsi="Times New Roman" w:eastAsia="Times New Roman" w:cs="Times New Roman"/>
+        </w:rPr>
+        <w:t xml:space="preserve"> </w:t>
+      </w:r>
+      <m:oMath>
+        <m:oMathPr>
+          <m:ctrlPr>
+            <w:rPr>
+              <w:sz w:val="28"/>
+              <w:szCs w:val="28"/>
+            </w:rPr>
+          </m:ctrlPr>
+        </m:oMathPr>
+        <m:r>
+          <m:t>1.3</m:t>
+        </m:r>
+        <m:r>
+          <m:rPr>
+            <m:sty m:val="p"/>
+          </m:rPr>
+          <m:t>×</m:t>
+        </m:r>
+        <m:sSup>
+          <m:e>
+            <m:r>
+              <m:t>10</m:t>
+            </m:r>
+          </m:e>
+          <m:sup>
+            <m:r>
+              <m:rPr>
+                <m:sty m:val="p"/>
+              </m:rPr>
+              <m:t>−</m:t>
+            </m:r>
+            <m:r>
+              <m:t>36</m:t>
+            </m:r>
+          </m:sup>
+        </m:sSup>
+      </m:oMath>
+      <w:r>
+        <w:rPr>
+          <w:rFonts w:hint="eastAsia" w:ascii="Times New Roman" w:hAnsi="Times New Roman" w:eastAsia="Times New Roman" w:cs="Times New Roman"/>
+        </w:rPr>
+        <w:t>，</w:t>
+      </w:r>
+      <w:r>
+        <w:rPr>
+          <w:rFonts w:hint="eastAsia" w:ascii="Times New Roman" w:hAnsi="Times New Roman" w:eastAsia="FangSong" w:cs="Times New Roman"/>
+        </w:rPr>
+        <w:t>与本讲题</w:t>
+      </w:r>
+      <w:r>
+        <w:rPr>
+          <w:rFonts w:ascii="Times New Roman" w:hAnsi="Times New Roman" w:eastAsia="Times New Roman" w:cs="Times New Roman"/>
+        </w:rPr>
+        <w:t xml:space="preserve"> 25 </w:t>
+      </w:r>
+      <w:r>
+        <w:rPr>
+          <w:rFonts w:hint="eastAsia" w:ascii="Times New Roman" w:hAnsi="Times New Roman" w:eastAsia="FangSong" w:cs="Times New Roman"/>
+        </w:rPr>
+        <w:t xml:space="preserve">的</w:t>
+      </w:r>
+      <w:r>
+        <w:rPr>
+          <w:rFonts w:ascii="Times New Roman" w:hAnsi="Times New Roman" w:eastAsia="Times New Roman" w:cs="Times New Roman"/>
+        </w:rPr>
+        <w:t xml:space="preserve"> </w:t>
+      </w:r>
+      <m:oMath>
+        <m:oMathPr>
+          <m:ctrlPr>
+            <w:rPr>
+              <w:sz w:val="28"/>
+              <w:szCs w:val="28"/>
+            </w:rPr>
+          </m:ctrlPr>
+        </m:oMathPr>
+        <m:r>
+          <m:t>8.0</m:t>
+        </m:r>
+        <m:r>
+          <m:rPr>
+            <m:sty m:val="p"/>
+          </m:rPr>
+          <m:t>×</m:t>
+        </m:r>
+        <m:sSup>
+          <m:e>
+            <m:r>
+              <m:t>10</m:t>
+            </m:r>
+          </m:e>
+          <m:sup>
+            <m:r>
+              <m:rPr>
+                <m:sty m:val="p"/>
+              </m:rPr>
+              <m:t>−</m:t>
+            </m:r>
+            <m:r>
+              <m:t>36</m:t>
+            </m:r>
+          </m:sup>
+        </m:sSup>
+      </m:oMath>
+      <w:r>
+        <w:rPr>
+          <w:rFonts w:ascii="Times New Roman" w:hAnsi="Times New Roman" w:eastAsia="Times New Roman" w:cs="Times New Roman"/>
+        </w:rPr>
+        <w:t xml:space="preserve"> </w:t>
+      </w:r>
+      <w:r>
+        <w:rPr>
+          <w:rFonts w:hint="eastAsia" w:ascii="Times New Roman" w:hAnsi="Times New Roman" w:eastAsia="FangSong" w:cs="Times New Roman"/>
+        </w:rPr>
+        <w:t>为不同文献取值</w:t>
+      </w:r>
+      <w:r>
+        <w:rPr>
+          <w:rFonts w:hint="eastAsia" w:ascii="Times New Roman" w:hAnsi="Times New Roman" w:eastAsia="Times New Roman" w:cs="Times New Roman"/>
+        </w:rPr>
+        <w:t>——</w:t>
+      </w:r>
+      <w:r>
+        <w:rPr>
+          <w:rFonts w:hint="eastAsia" w:ascii="Times New Roman" w:hAnsi="Times New Roman" w:eastAsia="FangSong" w:cs="Times New Roman"/>
+        </w:rPr>
+        <w:t>做题时一律以题目给出的数据为准</w:t>
+      </w:r>
+      <w:r>
+        <w:rPr>
+          <w:rFonts w:hint="eastAsia" w:ascii="Times New Roman" w:hAnsi="Times New Roman" w:eastAsia="Times New Roman" w:cs="Times New Roman"/>
+        </w:rPr>
+        <w:t>。）</w:t>
       </w:r>
     </w:p>
     <w:bookmarkEnd w:id="37"/>
